--- a/downloads/student/ai-1-week-11.docx
+++ b/downloads/student/ai-1-week-11.docx
@@ -1926,6 +1926,16 @@
       </w:r>
     </w:p>
     <w:p>
+      <w:r>
+        <w:t>Read the labelled picture: Trace a fresh start of 9. How many additions occur, and must the report equal 10?</w:t>
+      </w:r>
+    </w:p>
+    <w:p>
+      <w:r>
+        <w:t>Change one thing: Start at 10 instead of 2. Predict the result before checking the explanation. What remains the same?</w:t>
+      </w:r>
+    </w:p>
+    <w:p>
       <w:pPr>
         <w:pStyle w:val="Heading1"/>
       </w:pPr>
@@ -3696,6 +3706,187 @@
     <w:p>
       <w:r>
         <w:t>Attempt the independent case before hints. Record whether you worked alone, used a hint or followed a model. After feedback, fix the first unsupported step and explain why it changed. A later check uses a changed case, not a copied answer.</w:t>
+      </w:r>
+    </w:p>
+    <w:p>
+      <w:pPr>
+        <w:pStyle w:val="Heading1"/>
+      </w:pPr>
+      <w:r>
+        <w:t>15. Your lesson route</w:t>
+      </w:r>
+    </w:p>
+    <w:p>
+      <w:r>
+        <w:t>Start with this question: A fictional paper counter advances through a display until its condition becomes false.</w:t>
+      </w:r>
+    </w:p>
+    <w:tbl>
+      <w:tblPr>
+        <w:tblStyle w:val="LightShading-Accent1"/>
+        <w:tblW w:type="auto" w:w="0"/>
+        <w:tblLook w:firstColumn="1" w:firstRow="1" w:lastColumn="0" w:lastRow="0" w:noHBand="0" w:noVBand="1" w:val="04A0"/>
+      </w:tblPr>
+      <w:tblGrid>
+        <w:gridCol w:w="5112"/>
+        <w:gridCol w:w="5112"/>
+      </w:tblGrid>
+      <w:tr>
+        <w:trPr>
+          <w:tblHeader/>
+        </w:trPr>
+        <w:tc>
+          <w:tcPr>
+            <w:tcW w:type="dxa" w:w="5112"/>
+          </w:tcPr>
+          <w:p>
+            <w:r>
+              <w:t>By the end, I can</w:t>
+            </w:r>
+          </w:p>
+        </w:tc>
+        <w:tc>
+          <w:tcPr>
+            <w:tcW w:type="dxa" w:w="5112"/>
+          </w:tcPr>
+          <w:p>
+            <w:r>
+              <w:t>How I will show it</w:t>
+            </w:r>
+          </w:p>
+        </w:tc>
+      </w:tr>
+      <w:tr>
+        <w:tc>
+          <w:tcPr>
+            <w:tcW w:type="dxa" w:w="5112"/>
+          </w:tcPr>
+          <w:p>
+            <w:r>
+              <w:t>Trace a loop by testing its condition before every repetition</w:t>
+            </w:r>
+          </w:p>
+        </w:tc>
+        <w:tc>
+          <w:tcPr>
+            <w:tcW w:type="dxa" w:w="5112"/>
+          </w:tcPr>
+          <w:p>
+            <w:r>
+              <w:t>Explain the deciding step, show a trace or test, and state one limit.</w:t>
+            </w:r>
+          </w:p>
+        </w:tc>
+      </w:tr>
+      <w:tr>
+        <w:tc>
+          <w:tcPr>
+            <w:tcW w:type="dxa" w:w="5112"/>
+          </w:tcPr>
+          <w:p>
+            <w:r>
+              <w:t>Distinguish the number of repetitions from the final value and include zero repetitions</w:t>
+            </w:r>
+          </w:p>
+        </w:tc>
+        <w:tc>
+          <w:tcPr>
+            <w:tcW w:type="dxa" w:w="5112"/>
+          </w:tcPr>
+          <w:p>
+            <w:r>
+              <w:t>Explain the deciding step, show a trace or test, and state one limit.</w:t>
+            </w:r>
+          </w:p>
+        </w:tc>
+      </w:tr>
+      <w:tr>
+        <w:tc>
+          <w:tcPr>
+            <w:tcW w:type="dxa" w:w="5112"/>
+          </w:tcPr>
+          <w:p>
+            <w:r>
+              <w:t>Explain why an update reaches a stopping condition or why a faulty loop keeps repeating</w:t>
+            </w:r>
+          </w:p>
+        </w:tc>
+        <w:tc>
+          <w:tcPr>
+            <w:tcW w:type="dxa" w:w="5112"/>
+          </w:tcPr>
+          <w:p>
+            <w:r>
+              <w:t>Explain the deciding step, show a trace or test, and state one limit.</w:t>
+            </w:r>
+          </w:p>
+        </w:tc>
+      </w:tr>
+    </w:tbl>
+    <w:p>
+      <w:r>
+        <w:t>Remember → watch and explain → try with help → investigate → try independently → keep project evidence. Your teacher may spread this lesson across several classes.</w:t>
+      </w:r>
+    </w:p>
+    <w:p>
+      <w:r>
+        <w:t>Keep your first prediction. Compare it with what the evidence shows and explain any change.</w:t>
+      </w:r>
+    </w:p>
+    <w:p>
+      <w:pPr>
+        <w:pStyle w:val="Heading1"/>
+      </w:pPr>
+      <w:r>
+        <w:t>16. Finish and return</w:t>
+      </w:r>
+    </w:p>
+    <w:p>
+      <w:r>
+        <w:t>Close your notes. Explain this goal in your own words: Trace a loop by testing its condition before every repetition</w:t>
+      </w:r>
+    </w:p>
+    <w:p>
+      <w:pPr>
+        <w:pStyle w:val="Heading3"/>
+      </w:pPr>
+      <w:r>
+        <w:t>My deciding step, evidence and one remaining question</w:t>
+      </w:r>
+    </w:p>
+    <w:p>
+      <w:r>
+        <w:t>________________________________________________________________</w:t>
+      </w:r>
+    </w:p>
+    <w:p>
+      <w:r>
+        <w:t>________________________________________________________________</w:t>
+      </w:r>
+    </w:p>
+    <w:p>
+      <w:r>
+        <w:t>________________________________________________________________</w:t>
+      </w:r>
+    </w:p>
+    <w:p>
+      <w:r>
+        <w:t>________________________________________________________________</w:t>
+      </w:r>
+    </w:p>
+    <w:p>
+      <w:r>
+        <w:t>________________________________________________________________</w:t>
+      </w:r>
+    </w:p>
+    <w:p>
+      <w:r>
+        <w:t>If you are unsure, return to the worked picture and explain one arrow. If you are ready, change an input or assumption and justify your prediction.</w:t>
+      </w:r>
+    </w:p>
+    <w:p>
+      <w:r>
+        <w:t>Save your workbook evidence. At the next review, try a different case before opening your old answer.</w:t>
       </w:r>
     </w:p>
     <w:sectPr>

--- a/downloads/student/ai-1-week-11.docx
+++ b/downloads/student/ai-1-week-11.docx
@@ -3887,6 +3887,207 @@
     <w:p>
       <w:r>
         <w:t>Save your workbook evidence. At the next review, try a different case before opening your old answer.</w:t>
+      </w:r>
+    </w:p>
+    <w:p>
+      <w:pPr>
+        <w:pStyle w:val="Heading1"/>
+      </w:pPr>
+      <w:r>
+        <w:t>17. Supported practice, repair and portfolio</w:t>
+      </w:r>
+    </w:p>
+    <w:p>
+      <w:r>
+        <w:t>Use this supported practice once, in the browser or on paper. Keep the reserved independent assessment for a separate first attempt before teacher feedback.</w:t>
+      </w:r>
+    </w:p>
+    <w:p>
+      <w:r>
+        <w:t>A fictional paper counter advances through a display until its condition becomes false.</w:t>
+      </w:r>
+    </w:p>
+    <w:p>
+      <w:pPr>
+        <w:pStyle w:val="Heading3"/>
+      </w:pPr>
+      <w:r>
+        <w:t>Practice 1: explain the deciding evidence</w:t>
+      </w:r>
+    </w:p>
+    <w:p>
+      <w:r>
+        <w:t>Which labelled step matches this detail? Final counter 11 after three additions.</w:t>
+      </w:r>
+    </w:p>
+    <w:p>
+      <w:r>
+        <w:t>1. Report</w:t>
+      </w:r>
+    </w:p>
+    <w:p>
+      <w:r>
+        <w:t>2. First test</w:t>
+      </w:r>
+    </w:p>
+    <w:p>
+      <w:r>
+        <w:t>3. Repeat</w:t>
+      </w:r>
+    </w:p>
+    <w:p>
+      <w:r>
+        <w:t>4. Stop test</w:t>
+      </w:r>
+    </w:p>
+    <w:p>
+      <w:pPr>
+        <w:pStyle w:val="Heading3"/>
+      </w:pPr>
+      <w:r>
+        <w:t>My selected conclusion, deciding fact and explanation</w:t>
+      </w:r>
+    </w:p>
+    <w:p>
+      <w:r>
+        <w:t>________________________________________________________________</w:t>
+      </w:r>
+    </w:p>
+    <w:p>
+      <w:r>
+        <w:t>________________________________________________________________</w:t>
+      </w:r>
+    </w:p>
+    <w:p>
+      <w:r>
+        <w:t>________________________________________________________________</w:t>
+      </w:r>
+    </w:p>
+    <w:p>
+      <w:r>
+        <w:t>________________________________________________________________</w:t>
+      </w:r>
+    </w:p>
+    <w:p>
+      <w:r>
+        <w:t>________________________________________________________________</w:t>
+      </w:r>
+    </w:p>
+    <w:p>
+      <w:r>
+        <w:t>Hint if needed: Read the steps in the pictorial case. Match the supplied detail to the stage that performs or records it.</w:t>
+      </w:r>
+    </w:p>
+    <w:p>
+      <w:r>
+        <w:t>After your attempt, compare with the supported explanation: Report Final counter 11 after three additions. The condition checks whether to do the next update; it does not constrain every resulting value to stay below 10. The final 11 is therefore allowed by this procedure. Record both the condition and counter to distinguish a correct stop from an assumed endpoint.</w:t>
+      </w:r>
+    </w:p>
+    <w:p>
+      <w:pPr>
+        <w:pStyle w:val="Heading3"/>
+      </w:pPr>
+      <w:r>
+        <w:t>Practice 2: explain the deciding evidence</w:t>
+      </w:r>
+    </w:p>
+    <w:p>
+      <w:r>
+        <w:t>Changed-case practice: Start at 10 instead of 2. Which conclusion is supported by the supplied facts?</w:t>
+      </w:r>
+    </w:p>
+    <w:p>
+      <w:r>
+        <w:t>1. This one example guarantees correct results for every future input.</w:t>
+      </w:r>
+    </w:p>
+    <w:p>
+      <w:r>
+        <w:t>2. We can decide the result without examining the changed input or the procedure.</w:t>
+      </w:r>
+    </w:p>
+    <w:p>
+      <w:r>
+        <w:t>3. The loop runs zero times and reports 10.</w:t>
+      </w:r>
+    </w:p>
+    <w:p>
+      <w:pPr>
+        <w:pStyle w:val="Heading3"/>
+      </w:pPr>
+      <w:r>
+        <w:t>My selected conclusion, deciding fact and explanation</w:t>
+      </w:r>
+    </w:p>
+    <w:p>
+      <w:r>
+        <w:t>________________________________________________________________</w:t>
+      </w:r>
+    </w:p>
+    <w:p>
+      <w:r>
+        <w:t>________________________________________________________________</w:t>
+      </w:r>
+    </w:p>
+    <w:p>
+      <w:r>
+        <w:t>________________________________________________________________</w:t>
+      </w:r>
+    </w:p>
+    <w:p>
+      <w:r>
+        <w:t>________________________________________________________________</w:t>
+      </w:r>
+    </w:p>
+    <w:p>
+      <w:r>
+        <w:t>________________________________________________________________</w:t>
+      </w:r>
+    </w:p>
+    <w:p>
+      <w:r>
+        <w:t>Hint if needed: Use the changed condition and the deciding step in the pictorial trace. The answer must say what follows from those facts.</w:t>
+      </w:r>
+    </w:p>
+    <w:p>
+      <w:r>
+        <w:t>After your attempt, compare with the supported explanation: The loop runs zero times and reports 10. Its first condition is already false, so no addition happens.</w:t>
+      </w:r>
+    </w:p>
+    <w:p>
+      <w:pPr>
+        <w:pStyle w:val="Heading3"/>
+      </w:pPr>
+      <w:r>
+        <w:t>Repair a missing building block</w:t>
+      </w:r>
+    </w:p>
+    <w:p>
+      <w:r>
+        <w:t>Review If/Then Decisions (ai-1/10). Goal: Evaluate a condition using the current state and trace only the selected branch. Short practice: Which input detects the difference between the two written conditions? Explain its entire run.. Return to this week and explain what you changed.</w:t>
+      </w:r>
+    </w:p>
+    <w:p>
+      <w:r>
+        <w:t>Review Features: Useful Clues (ai-1/8). Goal: Choose recorded properties that preserve distinctions needed for a stated task. Short practice: Point to the pair that tests pattern, then explain why the sticker is a bad early input.. Return to this week and explain what you changed.</w:t>
+      </w:r>
+    </w:p>
+    <w:p>
+      <w:r>
+        <w:t>Review Pictures Become Numbers (ai-1/5). Goal: Encode and reconstruct a small image using an explicit grid convention. Short practice: Find a position where the original badges differ, then read the changed A back as a picture.. Return to this week and explain what you changed.</w:t>
+      </w:r>
+    </w:p>
+    <w:p>
+      <w:pPr>
+        <w:pStyle w:val="Heading3"/>
+      </w:pPr>
+      <w:r>
+        <w:t>Keep your completed work</w:t>
+      </w:r>
+    </w:p>
+    <w:p>
+      <w:r>
+        <w:t>Use Download completed work in the hosted lesson to export your answers, reflections, practice feedback and code-run evidence. Open the HTML copy to read or print it. Drafts stay in this browser when storage is available; clear drafts on a shared device.</w:t>
       </w:r>
     </w:p>
     <w:sectPr>

--- a/downloads/student/ai-1-week-11.docx
+++ b/downloads/student/ai-1-week-11.docx
@@ -42,6 +42,11 @@
       </w:r>
     </w:p>
     <w:p>
+      <w:r>
+        <w:t>Start with the target: Trace a loop by testing its condition before every repetition. Try the recall before opening notes.</w:t>
+      </w:r>
+    </w:p>
+    <w:p>
       <w:pPr>
         <w:pStyle w:val="Heading3"/>
       </w:pPr>
@@ -50,18 +55,72 @@
       </w:r>
     </w:p>
     <w:p>
-      <w:r>
-        <w:t>I can trace a loop by testing its condition before every repetition.</w:t>
-      </w:r>
-    </w:p>
-    <w:p>
-      <w:r>
+      <w:pPr>
+        <w:spacing w:line="336" w:lineRule="auto" w:after="180"/>
+      </w:pPr>
+      <w:r>
+        <w:rPr>
+          <w:b w:val="0"/>
+        </w:rPr>
+        <w:t xml:space="preserve">I can trace a </w:t>
+      </w:r>
+      <w:r>
+        <w:rPr>
+          <w:b/>
+        </w:rPr>
+        <w:t>loop</w:t>
+      </w:r>
+      <w:r>
+        <w:rPr>
+          <w:b w:val="0"/>
+        </w:rPr>
+        <w:t xml:space="preserve"> by testing its condition before every repetition.</w:t>
+      </w:r>
+    </w:p>
+    <w:p>
+      <w:pPr>
+        <w:spacing w:line="336" w:lineRule="auto" w:after="180"/>
+      </w:pPr>
+      <w:r>
+        <w:rPr>
+          <w:b w:val="0"/>
+        </w:rPr>
         <w:t>I can distinguish the number of repetitions from the final value and include zero repetitions.</w:t>
       </w:r>
     </w:p>
     <w:p>
-      <w:r>
-        <w:t>I can explain why an update reaches a stopping condition or why a faulty loop keeps repeating.</w:t>
+      <w:pPr>
+        <w:spacing w:line="336" w:lineRule="auto" w:after="180"/>
+      </w:pPr>
+      <w:r>
+        <w:rPr>
+          <w:b w:val="0"/>
+        </w:rPr>
+        <w:t xml:space="preserve">I can explain why an update reaches a </w:t>
+      </w:r>
+      <w:r>
+        <w:rPr>
+          <w:b/>
+        </w:rPr>
+        <w:t>stopping condition</w:t>
+      </w:r>
+      <w:r>
+        <w:rPr>
+          <w:b w:val="0"/>
+        </w:rPr>
+        <w:t xml:space="preserve"> or why a faulty </w:t>
+      </w:r>
+      <w:r>
+        <w:rPr>
+          <w:b/>
+        </w:rPr>
+        <w:t>loop</w:t>
+      </w:r>
+      <w:r>
+        <w:rPr>
+          <w:b w:val="0"/>
+        </w:rPr>
+        <w:t xml:space="preserve"> keeps repeating.</w:t>
       </w:r>
     </w:p>
     <w:p>
@@ -73,33 +132,105 @@
       </w:r>
     </w:p>
     <w:p>
-      <w:r>
+      <w:pPr>
+        <w:spacing w:line="336" w:lineRule="auto" w:after="180"/>
+      </w:pPr>
+      <w:r>
+        <w:rPr>
+          <w:b w:val="0"/>
+        </w:rPr>
         <w:t>Close your notes first. A rough first answer helps us choose the right starting point; it is not a score for your ability.</w:t>
       </w:r>
     </w:p>
     <w:p>
-      <w:r>
+      <w:pPr>
+        <w:spacing w:line="336" w:lineRule="auto" w:after="180"/>
+      </w:pPr>
+      <w:r>
+        <w:rPr>
+          <w:b w:val="0"/>
+        </w:rPr>
         <w:t>Without opening the old lesson, explain one key idea from If/Then Decisions. Give an example and a mistake that the idea helps you avoid.</w:t>
       </w:r>
     </w:p>
     <w:p>
-      <w:r>
+      <w:pPr>
+        <w:spacing w:line="336" w:lineRule="auto" w:after="180"/>
+      </w:pPr>
+      <w:r>
+        <w:rPr>
+          <w:b w:val="0"/>
+        </w:rPr>
         <w:t>Without opening the old lesson, explain one key idea from Features: Useful Clues. Give an example and a mistake that the idea helps you avoid.</w:t>
       </w:r>
     </w:p>
     <w:p>
-      <w:r>
+      <w:pPr>
+        <w:spacing w:line="336" w:lineRule="auto" w:after="180"/>
+      </w:pPr>
+      <w:r>
+        <w:rPr>
+          <w:b w:val="0"/>
+        </w:rPr>
         <w:t>Without opening the old lesson, explain one key idea from Pictures Become Numbers. Give an example and a mistake that the idea helps you avoid.</w:t>
       </w:r>
     </w:p>
     <w:p>
-      <w:r>
-        <w:t>After trying, check the relevant lesson or ask your teacher. Change the part of your explanation that the evidence shows was wrong.</w:t>
-      </w:r>
-    </w:p>
-    <w:p>
-      <w:r>
-        <w:t>A loop repeats a useful step until a stopping condition is met.</w:t>
+      <w:pPr>
+        <w:spacing w:line="336" w:lineRule="auto" w:after="180"/>
+      </w:pPr>
+      <w:r>
+        <w:rPr>
+          <w:b w:val="0"/>
+        </w:rPr>
+        <w:t xml:space="preserve">After trying, check the relevant lesson or ask your teacher. Change the part of your explanation that the </w:t>
+      </w:r>
+      <w:r>
+        <w:rPr>
+          <w:b/>
+        </w:rPr>
+        <w:t>evidence</w:t>
+      </w:r>
+      <w:r>
+        <w:rPr>
+          <w:b w:val="0"/>
+        </w:rPr>
+        <w:t xml:space="preserve"> shows was wrong.</w:t>
+      </w:r>
+    </w:p>
+    <w:p>
+      <w:pPr>
+        <w:spacing w:line="336" w:lineRule="auto" w:after="180"/>
+      </w:pPr>
+      <w:r>
+        <w:rPr>
+          <w:b w:val="0"/>
+        </w:rPr>
+        <w:t xml:space="preserve">A </w:t>
+      </w:r>
+      <w:r>
+        <w:rPr>
+          <w:b/>
+        </w:rPr>
+        <w:t>loop</w:t>
+      </w:r>
+      <w:r>
+        <w:rPr>
+          <w:b w:val="0"/>
+        </w:rPr>
+        <w:t xml:space="preserve"> repeats a useful step until a </w:t>
+      </w:r>
+      <w:r>
+        <w:rPr>
+          <w:b/>
+        </w:rPr>
+        <w:t>stopping condition</w:t>
+      </w:r>
+      <w:r>
+        <w:rPr>
+          <w:b w:val="0"/>
+        </w:rPr>
+        <w:t xml:space="preserve"> is met.</w:t>
       </w:r>
     </w:p>
     <w:p>
@@ -139,12 +270,33 @@
       </w:r>
     </w:p>
     <w:p>
-      <w:r>
+      <w:pPr>
+        <w:pStyle w:val="Heading3"/>
+      </w:pPr>
+      <w:r>
+        <w:t>Your target</w:t>
+      </w:r>
+    </w:p>
+    <w:p>
+      <w:pPr>
+        <w:spacing w:line="336" w:lineRule="auto" w:after="180"/>
+        <w:shd w:fill="EDF7F3"/>
+      </w:pPr>
+      <w:r>
+        <w:rPr>
+          <w:b w:val="0"/>
+        </w:rPr>
         <w:t>LEARNING TARGET  A robot stamps the next unstamped card until it has stamped five cards. Only three cards are available. Write a stopping rule that handles both limits and trace the number stamped.</w:t>
       </w:r>
     </w:p>
     <w:p>
-      <w:r>
+      <w:pPr>
+        <w:spacing w:line="336" w:lineRule="auto" w:after="180"/>
+      </w:pPr>
+      <w:r>
+        <w:rPr>
+          <w:b w:val="0"/>
+        </w:rPr>
         <w:t>Learner name:</w:t>
       </w:r>
     </w:p>
@@ -157,7 +309,13 @@
       </w:r>
     </w:p>
     <w:p>
-      <w:r>
+      <w:pPr>
+        <w:spacing w:line="336" w:lineRule="auto" w:after="180"/>
+      </w:pPr>
+      <w:r>
+        <w:rPr>
+          <w:b w:val="0"/>
+        </w:rPr>
         <w:t>Score is 4. If score is below 5, add 3; otherwise subtract 2. Report and stop. Does reaching 7 cause another test? Explain.</w:t>
       </w:r>
     </w:p>
@@ -170,8 +328,38 @@
       </w:r>
     </w:p>
     <w:p>
-      <w:r>
-        <w:t>By the end, I can check a loop condition before each update and count iterations.</w:t>
+      <w:pPr>
+        <w:spacing w:line="336" w:lineRule="auto" w:after="180"/>
+      </w:pPr>
+      <w:r>
+        <w:rPr>
+          <w:b w:val="0"/>
+        </w:rPr>
+        <w:t xml:space="preserve">By the end, I can check a </w:t>
+      </w:r>
+      <w:r>
+        <w:rPr>
+          <w:b/>
+        </w:rPr>
+        <w:t>loop</w:t>
+      </w:r>
+      <w:r>
+        <w:rPr>
+          <w:b w:val="0"/>
+        </w:rPr>
+        <w:t xml:space="preserve"> condition before each update and count </w:t>
+      </w:r>
+      <w:r>
+        <w:rPr>
+          <w:b/>
+        </w:rPr>
+        <w:t>iteration</w:t>
+      </w:r>
+      <w:r>
+        <w:rPr>
+          <w:b w:val="0"/>
+        </w:rPr>
+        <w:t>s.</w:t>
       </w:r>
     </w:p>
     <w:p>
@@ -184,6 +372,17 @@
     </w:p>
     <w:p>
       <w:r>
+        <w:t>Investigate the supplied Repeating Efficiently case. Separate observations, given facts and assumptions before choosing an explanation.</w:t>
+      </w:r>
+    </w:p>
+    <w:p>
+      <w:pPr>
+        <w:spacing w:line="336" w:lineRule="auto" w:after="180"/>
+      </w:pPr>
+      <w:r>
+        <w:rPr>
+          <w:b/>
+        </w:rPr>
         <w:t>PICTURE STORY</w:t>
       </w:r>
     </w:p>
@@ -196,8 +395,26 @@
       </w:r>
     </w:p>
     <w:p>
-      <w:r>
-        <w:t>Pictures give clues; evidence tells us what the clues mean.</w:t>
+      <w:pPr>
+        <w:spacing w:line="336" w:lineRule="auto" w:after="180"/>
+      </w:pPr>
+      <w:r>
+        <w:rPr>
+          <w:b w:val="0"/>
+        </w:rPr>
+        <w:t xml:space="preserve">Pictures give clues; </w:t>
+      </w:r>
+      <w:r>
+        <w:rPr>
+          <w:b/>
+        </w:rPr>
+        <w:t>evidence</w:t>
+      </w:r>
+      <w:r>
+        <w:rPr>
+          <w:b w:val="0"/>
+        </w:rPr>
+        <w:t xml:space="preserve"> tells us what the clues mean.</w:t>
       </w:r>
     </w:p>
     <w:p>
@@ -237,7 +454,22 @@
       </w:r>
     </w:p>
     <w:p>
-      <w:r>
+      <w:pPr>
+        <w:pStyle w:val="Heading3"/>
+      </w:pPr>
+      <w:r>
+        <w:t>Start with this puzzle</w:t>
+      </w:r>
+    </w:p>
+    <w:p>
+      <w:pPr>
+        <w:spacing w:line="336" w:lineRule="auto" w:after="180"/>
+        <w:shd w:fill="F1F6FC"/>
+      </w:pPr>
+      <w:r>
+        <w:rPr>
+          <w:b w:val="0"/>
+        </w:rPr>
         <w:t>MYSTERY  Instead of writing draw-side and turn four times, a square algorithm can repeat those steps four times.</w:t>
       </w:r>
     </w:p>
@@ -250,33 +482,106 @@
       </w:r>
     </w:p>
     <w:p>
-      <w:r>
+      <w:pPr>
+        <w:spacing w:line="336" w:lineRule="auto" w:after="180"/>
+      </w:pPr>
+      <w:r>
+        <w:rPr>
+          <w:b w:val="0"/>
+        </w:rPr>
         <w:t>Name three visible details without explaining them yet.</w:t>
       </w:r>
     </w:p>
     <w:p>
-      <w:r>
+      <w:pPr>
+        <w:spacing w:line="336" w:lineRule="auto" w:after="180"/>
+      </w:pPr>
+      <w:r>
+        <w:rPr>
+          <w:b w:val="0"/>
+        </w:rPr>
         <w:t>Circle the detail most connected to the system's decision.</w:t>
       </w:r>
     </w:p>
     <w:p>
-      <w:r>
+      <w:pPr>
+        <w:spacing w:line="336" w:lineRule="auto" w:after="180"/>
+      </w:pPr>
+      <w:r>
+        <w:rPr>
+          <w:b w:val="0"/>
+        </w:rPr>
         <w:t>Name one detail that may be decoration or distraction.</w:t>
       </w:r>
     </w:p>
     <w:p>
-      <w:r>
-        <w:t>Make a first prediction and state the clue that supports it.</w:t>
-      </w:r>
-    </w:p>
-    <w:p>
-      <w:r>
-        <w:t>My observations, prediction, and evidence:</w:t>
-      </w:r>
-    </w:p>
-    <w:p>
-      <w:r>
-        <w:t>GOOD THINKING  A prediction can change when stronger evidence appears.</w:t>
+      <w:pPr>
+        <w:spacing w:line="336" w:lineRule="auto" w:after="180"/>
+      </w:pPr>
+      <w:r>
+        <w:rPr>
+          <w:b w:val="0"/>
+        </w:rPr>
+        <w:t xml:space="preserve">Make a first </w:t>
+      </w:r>
+      <w:r>
+        <w:rPr>
+          <w:b/>
+        </w:rPr>
+        <w:t>prediction</w:t>
+      </w:r>
+      <w:r>
+        <w:rPr>
+          <w:b w:val="0"/>
+        </w:rPr>
+        <w:t xml:space="preserve"> and state the clue that supports it.</w:t>
+      </w:r>
+    </w:p>
+    <w:p>
+      <w:pPr>
+        <w:spacing w:line="336" w:lineRule="auto" w:after="180"/>
+      </w:pPr>
+      <w:r>
+        <w:rPr>
+          <w:b w:val="0"/>
+        </w:rPr>
+        <w:t xml:space="preserve">My </w:t>
+      </w:r>
+      <w:r>
+        <w:rPr>
+          <w:b/>
+        </w:rPr>
+        <w:t>observation</w:t>
+      </w:r>
+      <w:r>
+        <w:rPr>
+          <w:b w:val="0"/>
+        </w:rPr>
+        <w:t xml:space="preserve">s, </w:t>
+      </w:r>
+      <w:r>
+        <w:rPr>
+          <w:b/>
+        </w:rPr>
+        <w:t>prediction</w:t>
+      </w:r>
+      <w:r>
+        <w:rPr>
+          <w:b w:val="0"/>
+        </w:rPr>
+        <w:t xml:space="preserve">, and </w:t>
+      </w:r>
+      <w:r>
+        <w:rPr>
+          <w:b/>
+        </w:rPr>
+        <w:t>evidence</w:t>
+      </w:r>
+      <w:r>
+        <w:rPr>
+          <w:b w:val="0"/>
+        </w:rPr>
+        <w:t>:</w:t>
       </w:r>
     </w:p>
     <w:p>
@@ -284,22 +589,166 @@
         <w:pStyle w:val="Heading3"/>
       </w:pPr>
       <w:r>
+        <w:t>Thinking habit</w:t>
+      </w:r>
+    </w:p>
+    <w:p>
+      <w:pPr>
+        <w:spacing w:line="336" w:lineRule="auto" w:after="180"/>
+        <w:shd w:fill="EDF7F3"/>
+      </w:pPr>
+      <w:r>
+        <w:rPr>
+          <w:b w:val="0"/>
+        </w:rPr>
+        <w:t xml:space="preserve">GOOD THINKING  A </w:t>
+      </w:r>
+      <w:r>
+        <w:rPr>
+          <w:b/>
+        </w:rPr>
+        <w:t>prediction</w:t>
+      </w:r>
+      <w:r>
+        <w:rPr>
+          <w:b w:val="0"/>
+        </w:rPr>
+        <w:t xml:space="preserve"> can change when stronger </w:t>
+      </w:r>
+      <w:r>
+        <w:rPr>
+          <w:b/>
+        </w:rPr>
+        <w:t>evidence</w:t>
+      </w:r>
+      <w:r>
+        <w:rPr>
+          <w:b w:val="0"/>
+        </w:rPr>
+        <w:t xml:space="preserve"> appears.</w:t>
+      </w:r>
+    </w:p>
+    <w:p>
+      <w:pPr>
+        <w:pStyle w:val="Heading3"/>
+      </w:pPr>
+      <w:r>
         <w:t>A closer explanation</w:t>
       </w:r>
     </w:p>
     <w:p>
-      <w:r>
-        <w:t>A paper counter starts at 1. While the counter is below 7, add 2 to it. When the test is false, report the counter and stop. The word while means test first, run the body only if true, then return to the test using the updated value. The body here is just add 2.</w:t>
-      </w:r>
-    </w:p>
-    <w:p>
-      <w:r>
-        <w:t>The counter follows 1, 3, 5, 7. At 1, 3 and 5 the condition is true, so each test is followed by one addition. At 7 the condition is false. No addition follows that final test. The loop has three iterations and reports 7.</w:t>
-      </w:r>
-    </w:p>
-    <w:p>
-      <w:r>
-        <w:t>Compare the Week 10 instruction if counter is below 7, add 2, then report. From 1 that single decision reports 3. A while loop explicitly returns to its test; an if decision does not. Draw a pointer to the instruction being executed instead of deciding for yourself when to repeat.</w:t>
+      <w:pPr>
+        <w:spacing w:line="336" w:lineRule="auto" w:after="180"/>
+      </w:pPr>
+      <w:r>
+        <w:rPr>
+          <w:b w:val="0"/>
+        </w:rPr>
+        <w:t>A paper counter starts at 1. While the counter is below 7, add 2 to it. When the test is false, report the counter and stop.</w:t>
+      </w:r>
+    </w:p>
+    <w:p>
+      <w:pPr>
+        <w:spacing w:line="336" w:lineRule="auto" w:after="180"/>
+      </w:pPr>
+      <w:r>
+        <w:rPr>
+          <w:b w:val="0"/>
+        </w:rPr>
+        <w:t xml:space="preserve">The word while means test first, run the </w:t>
+      </w:r>
+      <w:r>
+        <w:rPr>
+          <w:b/>
+        </w:rPr>
+        <w:t>body</w:t>
+      </w:r>
+      <w:r>
+        <w:rPr>
+          <w:b w:val="0"/>
+        </w:rPr>
+        <w:t xml:space="preserve"> only if true, then return to the test using the updated value. The </w:t>
+      </w:r>
+      <w:r>
+        <w:rPr>
+          <w:b/>
+        </w:rPr>
+        <w:t>body</w:t>
+      </w:r>
+      <w:r>
+        <w:rPr>
+          <w:b w:val="0"/>
+        </w:rPr>
+        <w:t xml:space="preserve"> here is just add 2.</w:t>
+      </w:r>
+    </w:p>
+    <w:p>
+      <w:pPr>
+        <w:spacing w:line="336" w:lineRule="auto" w:after="180"/>
+      </w:pPr>
+      <w:r>
+        <w:rPr>
+          <w:b w:val="0"/>
+        </w:rPr>
+        <w:t xml:space="preserve">The counter follows 1, 3, 5, 7. At 1, 3 and 5 the condition is true, so each test is followed by one addition. At 7 the condition is false. No addition follows that final test. The </w:t>
+      </w:r>
+      <w:r>
+        <w:rPr>
+          <w:b/>
+        </w:rPr>
+        <w:t>loop</w:t>
+      </w:r>
+      <w:r>
+        <w:rPr>
+          <w:b w:val="0"/>
+        </w:rPr>
+        <w:t xml:space="preserve"> has three </w:t>
+      </w:r>
+      <w:r>
+        <w:rPr>
+          <w:b/>
+        </w:rPr>
+        <w:t>iteration</w:t>
+      </w:r>
+      <w:r>
+        <w:rPr>
+          <w:b w:val="0"/>
+        </w:rPr>
+        <w:t>s and reports 7.</w:t>
+      </w:r>
+    </w:p>
+    <w:p>
+      <w:pPr>
+        <w:spacing w:line="336" w:lineRule="auto" w:after="180"/>
+      </w:pPr>
+      <w:r>
+        <w:rPr>
+          <w:b w:val="0"/>
+        </w:rPr>
+        <w:t xml:space="preserve">Compare the Week 10 instruction if counter is below 7, add 2, then report. From 1 that single decision reports 3. A while </w:t>
+      </w:r>
+      <w:r>
+        <w:rPr>
+          <w:b/>
+        </w:rPr>
+        <w:t>loop</w:t>
+      </w:r>
+      <w:r>
+        <w:rPr>
+          <w:b w:val="0"/>
+        </w:rPr>
+        <w:t xml:space="preserve"> explicitly returns to its test; an if decision does not.</w:t>
+      </w:r>
+    </w:p>
+    <w:p>
+      <w:pPr>
+        <w:spacing w:line="336" w:lineRule="auto" w:after="180"/>
+      </w:pPr>
+      <w:r>
+        <w:rPr>
+          <w:b w:val="0"/>
+        </w:rPr>
+        <w:t>Draw a pointer to the instruction being executed instead of deciding for yourself when to repeat.</w:t>
       </w:r>
     </w:p>
     <w:p>
@@ -312,7 +761,24 @@
     </w:p>
     <w:p>
       <w:r>
-        <w:t>VISUAL MECHANISM</w:t>
+        <w:t>Follow the mechanism for Repeating Efficiently. Connect each labelled input, deciding step and result.</w:t>
+      </w:r>
+    </w:p>
+    <w:p>
+      <w:pPr>
+        <w:spacing w:line="336" w:lineRule="auto" w:after="180"/>
+      </w:pPr>
+      <w:r>
+        <w:rPr>
+          <w:b/>
+        </w:rPr>
+        <w:t xml:space="preserve">VISUAL </w:t>
+      </w:r>
+      <w:r>
+        <w:rPr>
+          <w:b/>
+        </w:rPr>
+        <w:t>MECHANISM</w:t>
       </w:r>
     </w:p>
     <w:p>
@@ -324,7 +790,13 @@
       </w:r>
     </w:p>
     <w:p>
-      <w:r>
+      <w:pPr>
+        <w:spacing w:line="336" w:lineRule="auto" w:after="180"/>
+      </w:pPr>
+      <w:r>
+        <w:rPr>
+          <w:b w:val="0"/>
+        </w:rPr>
         <w:t>Follow the information instead of imagining magic inside the machine.</w:t>
       </w:r>
     </w:p>
@@ -437,32 +909,206 @@
       </w:r>
     </w:p>
     <w:p>
-      <w:r>
-        <w:t>INPUT  starting state and repeat count</w:t>
-      </w:r>
-    </w:p>
-    <w:p>
-      <w:r>
-        <w:t>PROCESS  run the loop body and update progress</w:t>
-      </w:r>
-    </w:p>
-    <w:p>
-      <w:r>
-        <w:t>OUTPUT  finished pattern when the stop condition is met</w:t>
-      </w:r>
-    </w:p>
-    <w:p>
-      <w:r>
-        <w:t>CORE IDEA  A loop repeats a useful step until a stopping condition is met.</w:t>
-      </w:r>
-    </w:p>
-    <w:p>
-      <w:r>
-        <w:t>UNDER THE HOOD  A loop requires an initialization, body, update, and termination condition. Repetition is safe only when each iteration moves state toward stopping; otherwise the loop may run forever or the wrong number of times.</w:t>
-      </w:r>
-    </w:p>
-    <w:p>
-      <w:r>
+      <w:pPr>
+        <w:spacing w:line="336" w:lineRule="auto" w:after="180"/>
+      </w:pPr>
+      <w:r>
+        <w:rPr>
+          <w:b/>
+        </w:rPr>
+        <w:t>INPUT</w:t>
+      </w:r>
+      <w:r>
+        <w:rPr>
+          <w:b w:val="0"/>
+        </w:rPr>
+        <w:t xml:space="preserve">  starting state and repeat count</w:t>
+      </w:r>
+    </w:p>
+    <w:p>
+      <w:pPr>
+        <w:spacing w:line="336" w:lineRule="auto" w:after="180"/>
+      </w:pPr>
+      <w:r>
+        <w:rPr>
+          <w:b/>
+        </w:rPr>
+        <w:t>PROCESS</w:t>
+      </w:r>
+      <w:r>
+        <w:rPr>
+          <w:b w:val="0"/>
+        </w:rPr>
+        <w:t xml:space="preserve">  run the </w:t>
+      </w:r>
+      <w:r>
+        <w:rPr>
+          <w:b/>
+        </w:rPr>
+        <w:t>loop body</w:t>
+      </w:r>
+      <w:r>
+        <w:rPr>
+          <w:b w:val="0"/>
+        </w:rPr>
+        <w:t xml:space="preserve"> and update </w:t>
+      </w:r>
+      <w:r>
+        <w:rPr>
+          <w:b/>
+        </w:rPr>
+        <w:t>progress</w:t>
+      </w:r>
+    </w:p>
+    <w:p>
+      <w:pPr>
+        <w:spacing w:line="336" w:lineRule="auto" w:after="180"/>
+      </w:pPr>
+      <w:r>
+        <w:rPr>
+          <w:b/>
+        </w:rPr>
+        <w:t>OUTPUT</w:t>
+      </w:r>
+      <w:r>
+        <w:rPr>
+          <w:b w:val="0"/>
+        </w:rPr>
+        <w:t xml:space="preserve">  finished pattern when the stop condition is met</w:t>
+      </w:r>
+    </w:p>
+    <w:p>
+      <w:pPr>
+        <w:pStyle w:val="Heading3"/>
+      </w:pPr>
+      <w:r>
+        <w:t>Key idea</w:t>
+      </w:r>
+    </w:p>
+    <w:p>
+      <w:pPr>
+        <w:spacing w:line="336" w:lineRule="auto" w:after="180"/>
+        <w:shd w:fill="EDF7F3"/>
+      </w:pPr>
+      <w:r>
+        <w:rPr>
+          <w:b w:val="0"/>
+        </w:rPr>
+        <w:t xml:space="preserve">CORE IDEA  A </w:t>
+      </w:r>
+      <w:r>
+        <w:rPr>
+          <w:b/>
+        </w:rPr>
+        <w:t>loop</w:t>
+      </w:r>
+      <w:r>
+        <w:rPr>
+          <w:b w:val="0"/>
+        </w:rPr>
+        <w:t xml:space="preserve"> repeats a useful step until a </w:t>
+      </w:r>
+      <w:r>
+        <w:rPr>
+          <w:b/>
+        </w:rPr>
+        <w:t>stopping condition</w:t>
+      </w:r>
+      <w:r>
+        <w:rPr>
+          <w:b w:val="0"/>
+        </w:rPr>
+        <w:t xml:space="preserve"> is met.</w:t>
+      </w:r>
+    </w:p>
+    <w:p>
+      <w:pPr>
+        <w:pStyle w:val="Heading3"/>
+      </w:pPr>
+      <w:r>
+        <w:t>How the mechanism works</w:t>
+      </w:r>
+    </w:p>
+    <w:p>
+      <w:pPr>
+        <w:spacing w:line="336" w:lineRule="auto" w:after="180"/>
+        <w:shd w:fill="F1F6F8"/>
+      </w:pPr>
+      <w:r>
+        <w:rPr>
+          <w:b w:val="0"/>
+        </w:rPr>
+        <w:t xml:space="preserve">UNDER THE HOOD  A </w:t>
+      </w:r>
+      <w:r>
+        <w:rPr>
+          <w:b/>
+        </w:rPr>
+        <w:t>loop</w:t>
+      </w:r>
+      <w:r>
+        <w:rPr>
+          <w:b w:val="0"/>
+        </w:rPr>
+        <w:t xml:space="preserve"> requires an initialization, </w:t>
+      </w:r>
+      <w:r>
+        <w:rPr>
+          <w:b/>
+        </w:rPr>
+        <w:t>body</w:t>
+      </w:r>
+      <w:r>
+        <w:rPr>
+          <w:b w:val="0"/>
+        </w:rPr>
+        <w:t>, update, and termination condition.</w:t>
+      </w:r>
+    </w:p>
+    <w:p>
+      <w:pPr>
+        <w:spacing w:line="336" w:lineRule="auto" w:after="180"/>
+        <w:shd w:fill="F1F6F8"/>
+      </w:pPr>
+      <w:r>
+        <w:rPr>
+          <w:b w:val="0"/>
+        </w:rPr>
+        <w:t xml:space="preserve">Repetition is safe only when each </w:t>
+      </w:r>
+      <w:r>
+        <w:rPr>
+          <w:b/>
+        </w:rPr>
+        <w:t>iteration</w:t>
+      </w:r>
+      <w:r>
+        <w:rPr>
+          <w:b w:val="0"/>
+        </w:rPr>
+        <w:t xml:space="preserve"> moves state toward stopping; otherwise the </w:t>
+      </w:r>
+      <w:r>
+        <w:rPr>
+          <w:b/>
+        </w:rPr>
+        <w:t>loop</w:t>
+      </w:r>
+      <w:r>
+        <w:rPr>
+          <w:b w:val="0"/>
+        </w:rPr>
+        <w:t xml:space="preserve"> may run forever or the wrong number of times.</w:t>
+      </w:r>
+    </w:p>
+    <w:p>
+      <w:pPr>
+        <w:spacing w:line="336" w:lineRule="auto" w:after="180"/>
+      </w:pPr>
+      <w:r>
+        <w:rPr>
+          <w:b w:val="0"/>
+        </w:rPr>
         <w:t>Draw a fresh example with all three stages:</w:t>
       </w:r>
     </w:p>
@@ -663,13 +1309,84 @@
       </w:r>
     </w:p>
     <w:p>
-      <w:r>
-        <w:t>The trace has four tests but only three iterations. The false test is evidence that this run stops. A list ending at 5 would be incomplete, while a list continuing to 9 would include an addition the loop did not authorise.</w:t>
-      </w:r>
-    </w:p>
-    <w:p>
-      <w:r>
-        <w:t>Write the current value, the test result and the action on every row. Repeated values can matter: if the body does not change the state used by the test, the same true test may occur again. Do not erase these rows simply because they look unhelpful.</w:t>
+      <w:pPr>
+        <w:spacing w:line="336" w:lineRule="auto" w:after="180"/>
+      </w:pPr>
+      <w:r>
+        <w:rPr>
+          <w:b w:val="0"/>
+        </w:rPr>
+        <w:t xml:space="preserve">The trace has four tests but only three </w:t>
+      </w:r>
+      <w:r>
+        <w:rPr>
+          <w:b/>
+        </w:rPr>
+        <w:t>iteration</w:t>
+      </w:r>
+      <w:r>
+        <w:rPr>
+          <w:b w:val="0"/>
+        </w:rPr>
+        <w:t xml:space="preserve">s. The false test is </w:t>
+      </w:r>
+      <w:r>
+        <w:rPr>
+          <w:b/>
+        </w:rPr>
+        <w:t>evidence</w:t>
+      </w:r>
+      <w:r>
+        <w:rPr>
+          <w:b w:val="0"/>
+        </w:rPr>
+        <w:t xml:space="preserve"> that this run stops. A list ending at 5 would be incomplete, while a list continuing to 9 would include an addition the </w:t>
+      </w:r>
+      <w:r>
+        <w:rPr>
+          <w:b/>
+        </w:rPr>
+        <w:t>loop</w:t>
+      </w:r>
+      <w:r>
+        <w:rPr>
+          <w:b w:val="0"/>
+        </w:rPr>
+        <w:t xml:space="preserve"> did not authorise.</w:t>
+      </w:r>
+    </w:p>
+    <w:p>
+      <w:pPr>
+        <w:spacing w:line="336" w:lineRule="auto" w:after="180"/>
+      </w:pPr>
+      <w:r>
+        <w:rPr>
+          <w:b w:val="0"/>
+        </w:rPr>
+        <w:t xml:space="preserve">Write the current value, the test result and the action on every row. Repeated values can matter: if the </w:t>
+      </w:r>
+      <w:r>
+        <w:rPr>
+          <w:b/>
+        </w:rPr>
+        <w:t>body</w:t>
+      </w:r>
+      <w:r>
+        <w:rPr>
+          <w:b w:val="0"/>
+        </w:rPr>
+        <w:t xml:space="preserve"> does not change the state used by the test, the same true test may occur again.</w:t>
+      </w:r>
+    </w:p>
+    <w:p>
+      <w:pPr>
+        <w:spacing w:line="336" w:lineRule="auto" w:after="180"/>
+      </w:pPr>
+      <w:r>
+        <w:rPr>
+          <w:b w:val="0"/>
+        </w:rPr>
+        <w:t>Do not erase these rows simply because they look unhelpful.</w:t>
       </w:r>
     </w:p>
     <w:p>
@@ -681,8 +1398,26 @@
       </w:r>
     </w:p>
     <w:p>
-      <w:r>
-        <w:t>Point to the input, the deciding step and the result in this week’s visual. Explain the same step in ordinary words. A picture helps when you can say what each part represents.</w:t>
+      <w:pPr>
+        <w:spacing w:line="336" w:lineRule="auto" w:after="180"/>
+      </w:pPr>
+      <w:r>
+        <w:rPr>
+          <w:b w:val="0"/>
+        </w:rPr>
+        <w:t xml:space="preserve">Point to the </w:t>
+      </w:r>
+      <w:r>
+        <w:rPr>
+          <w:b/>
+        </w:rPr>
+        <w:t>input</w:t>
+      </w:r>
+      <w:r>
+        <w:rPr>
+          <w:b w:val="0"/>
+        </w:rPr>
+        <w:t>, the deciding step and the result in this week’s visual. Explain the same step in ordinary words. A picture helps when you can say what each part represents.</w:t>
       </w:r>
     </w:p>
     <w:p>
@@ -695,6 +1430,17 @@
     </w:p>
     <w:p>
       <w:r>
+        <w:t>Compare the supplied cases for Repeating Efficiently. Identify the detail that changes the conclusion.</w:t>
+      </w:r>
+    </w:p>
+    <w:p>
+      <w:pPr>
+        <w:spacing w:line="336" w:lineRule="auto" w:after="180"/>
+      </w:pPr>
+      <w:r>
+        <w:rPr>
+          <w:b/>
+        </w:rPr>
         <w:t>PICTURE GALLERY</w:t>
       </w:r>
     </w:p>
@@ -707,8 +1453,26 @@
       </w:r>
     </w:p>
     <w:p>
-      <w:r>
-        <w:t>Use the visual cue, then read the evidence carefully.</w:t>
+      <w:pPr>
+        <w:spacing w:line="336" w:lineRule="auto" w:after="180"/>
+      </w:pPr>
+      <w:r>
+        <w:rPr>
+          <w:b w:val="0"/>
+        </w:rPr>
+        <w:t xml:space="preserve">Use the visual cue, then read the </w:t>
+      </w:r>
+      <w:r>
+        <w:rPr>
+          <w:b/>
+        </w:rPr>
+        <w:t>evidence</w:t>
+      </w:r>
+      <w:r>
+        <w:rPr>
+          <w:b w:val="0"/>
+        </w:rPr>
+        <w:t xml:space="preserve"> carefully.</w:t>
       </w:r>
     </w:p>
     <w:p>
@@ -856,33 +1620,163 @@
       </w:r>
     </w:p>
     <w:p>
-      <w:r>
-        <w:t>CASE 1 — Square  Clue: repeat move and turn 4 times. Meaning: counted loop.</w:t>
-      </w:r>
-    </w:p>
-    <w:p>
-      <w:r>
-        <w:t>CASE 2 — Pick cards  Clue: repeat until pile empty. Meaning: condition loop.</w:t>
-      </w:r>
-    </w:p>
-    <w:p>
-      <w:r>
-        <w:t>CASE 3 — No counter update  Clue: condition never changes. Meaning: infinite loop risk.</w:t>
-      </w:r>
-    </w:p>
-    <w:p>
-      <w:r>
+      <w:pPr>
+        <w:pStyle w:val="Heading3"/>
+      </w:pPr>
+      <w:r>
+        <w:t>The case to investigate</w:t>
+      </w:r>
+    </w:p>
+    <w:p>
+      <w:pPr>
+        <w:spacing w:line="336" w:lineRule="auto" w:after="180"/>
+        <w:shd w:fill="F1F6FC"/>
+      </w:pPr>
+      <w:r>
+        <w:rPr>
+          <w:b w:val="0"/>
+        </w:rPr>
+        <w:t xml:space="preserve">CASE 1 — Square  Clue: repeat move and turn 4 times. Meaning: counted </w:t>
+      </w:r>
+      <w:r>
+        <w:rPr>
+          <w:b/>
+        </w:rPr>
+        <w:t>loop</w:t>
+      </w:r>
+      <w:r>
+        <w:rPr>
+          <w:b w:val="0"/>
+        </w:rPr>
+        <w:t>.</w:t>
+      </w:r>
+    </w:p>
+    <w:p>
+      <w:pPr>
+        <w:pStyle w:val="Heading3"/>
+      </w:pPr>
+      <w:r>
+        <w:t>The case to investigate</w:t>
+      </w:r>
+    </w:p>
+    <w:p>
+      <w:pPr>
+        <w:spacing w:line="336" w:lineRule="auto" w:after="180"/>
+        <w:shd w:fill="F1F6FC"/>
+      </w:pPr>
+      <w:r>
+        <w:rPr>
+          <w:b w:val="0"/>
+        </w:rPr>
+        <w:t xml:space="preserve">CASE 2 — Pick cards  Clue: repeat until pile empty. Meaning: condition </w:t>
+      </w:r>
+      <w:r>
+        <w:rPr>
+          <w:b/>
+        </w:rPr>
+        <w:t>loop</w:t>
+      </w:r>
+      <w:r>
+        <w:rPr>
+          <w:b w:val="0"/>
+        </w:rPr>
+        <w:t>.</w:t>
+      </w:r>
+    </w:p>
+    <w:p>
+      <w:pPr>
+        <w:pStyle w:val="Heading3"/>
+      </w:pPr>
+      <w:r>
+        <w:t>The case to investigate</w:t>
+      </w:r>
+    </w:p>
+    <w:p>
+      <w:pPr>
+        <w:spacing w:line="336" w:lineRule="auto" w:after="180"/>
+        <w:shd w:fill="F1F6FC"/>
+      </w:pPr>
+      <w:r>
+        <w:rPr>
+          <w:b w:val="0"/>
+        </w:rPr>
+        <w:t xml:space="preserve">CASE 3 — No counter update  Clue: condition never changes. Meaning: infinite </w:t>
+      </w:r>
+      <w:r>
+        <w:rPr>
+          <w:b/>
+        </w:rPr>
+        <w:t>loop</w:t>
+      </w:r>
+      <w:r>
+        <w:rPr>
+          <w:b w:val="0"/>
+        </w:rPr>
+        <w:t xml:space="preserve"> risk.</w:t>
+      </w:r>
+    </w:p>
+    <w:p>
+      <w:pPr>
+        <w:pStyle w:val="Heading3"/>
+      </w:pPr>
+      <w:r>
+        <w:t>The case to investigate</w:t>
+      </w:r>
+    </w:p>
+    <w:p>
+      <w:pPr>
+        <w:spacing w:line="336" w:lineRule="auto" w:after="180"/>
+        <w:shd w:fill="F1F6FC"/>
+      </w:pPr>
+      <w:r>
+        <w:rPr>
+          <w:b w:val="0"/>
+        </w:rPr>
         <w:t>CASE 4 — Stop too early  Clue: one item remains. Meaning: off-by-one error.</w:t>
       </w:r>
     </w:p>
     <w:p>
-      <w:r>
+      <w:pPr>
+        <w:pStyle w:val="Heading3"/>
+      </w:pPr>
+      <w:r>
+        <w:t>Keep this boundary clear</w:t>
+      </w:r>
+    </w:p>
+    <w:p>
+      <w:pPr>
+        <w:spacing w:line="336" w:lineRule="auto" w:after="180"/>
+        <w:shd w:fill="FFF5E6"/>
+      </w:pPr>
+      <w:r>
+        <w:rPr>
+          <w:b w:val="0"/>
+        </w:rPr>
         <w:t>BOUNDARY  Repeat forever is not an efficient algorithm unless endless operation is truly the goal and can be stopped safely.</w:t>
       </w:r>
     </w:p>
     <w:p>
-      <w:r>
-        <w:t>Which two pictures are easiest to confuse? What evidence separates them?</w:t>
+      <w:pPr>
+        <w:spacing w:line="336" w:lineRule="auto" w:after="180"/>
+        <w:shd w:fill="F5F1FB"/>
+      </w:pPr>
+      <w:r>
+        <w:rPr>
+          <w:b w:val="0"/>
+        </w:rPr>
+        <w:t xml:space="preserve">Which two pictures are easiest to confuse? What </w:t>
+      </w:r>
+      <w:r>
+        <w:rPr>
+          <w:b/>
+        </w:rPr>
+        <w:t>evidence</w:t>
+      </w:r>
+      <w:r>
+        <w:rPr>
+          <w:b w:val="0"/>
+        </w:rPr>
+        <w:t xml:space="preserve"> separates them?</w:t>
       </w:r>
     </w:p>
     <w:p>
@@ -894,17 +1788,80 @@
       </w:r>
     </w:p>
     <w:p>
-      <w:r>
+      <w:pPr>
+        <w:pStyle w:val="Heading3"/>
+      </w:pPr>
+      <w:r>
+        <w:t>Change one thing</w:t>
+      </w:r>
+    </w:p>
+    <w:p>
+      <w:pPr>
+        <w:spacing w:line="336" w:lineRule="auto" w:after="180"/>
+        <w:shd w:fill="F5F1FB"/>
+      </w:pPr>
+      <w:r>
+        <w:rPr>
+          <w:b w:val="0"/>
+        </w:rPr>
         <w:t>Change: Start at 10 instead of 2.</w:t>
       </w:r>
     </w:p>
     <w:p>
-      <w:r>
-        <w:t>Prediction: The loop runs zero times and reports 10.</w:t>
-      </w:r>
-    </w:p>
-    <w:p>
-      <w:r>
+      <w:pPr>
+        <w:pStyle w:val="Heading3"/>
+      </w:pPr>
+      <w:r>
+        <w:t>Predicted result</w:t>
+      </w:r>
+    </w:p>
+    <w:p>
+      <w:pPr>
+        <w:spacing w:line="336" w:lineRule="auto" w:after="180"/>
+        <w:shd w:fill="F1F6FC"/>
+      </w:pPr>
+      <w:r>
+        <w:rPr>
+          <w:b/>
+        </w:rPr>
+        <w:t>Prediction</w:t>
+      </w:r>
+      <w:r>
+        <w:rPr>
+          <w:b w:val="0"/>
+        </w:rPr>
+        <w:t xml:space="preserve">: The </w:t>
+      </w:r>
+      <w:r>
+        <w:rPr>
+          <w:b/>
+        </w:rPr>
+        <w:t>loop</w:t>
+      </w:r>
+      <w:r>
+        <w:rPr>
+          <w:b w:val="0"/>
+        </w:rPr>
+        <w:t xml:space="preserve"> runs zero times and reports 10.</w:t>
+      </w:r>
+    </w:p>
+    <w:p>
+      <w:pPr>
+        <w:pStyle w:val="Heading3"/>
+      </w:pPr>
+      <w:r>
+        <w:t>Why the result follows</w:t>
+      </w:r>
+    </w:p>
+    <w:p>
+      <w:pPr>
+        <w:spacing w:line="336" w:lineRule="auto" w:after="180"/>
+        <w:shd w:fill="F1F6FC"/>
+      </w:pPr>
+      <w:r>
+        <w:rPr>
+          <w:b w:val="0"/>
+        </w:rPr>
         <w:t>Reason: Its first condition is already false, so no addition happens.</w:t>
       </w:r>
     </w:p>
@@ -918,6 +1875,17 @@
     </w:p>
     <w:p>
       <w:r>
+        <w:t>Use the vocabulary of Repeating Efficiently to explain a concrete decision, rather than only memorising definitions.</w:t>
+      </w:r>
+    </w:p>
+    <w:p>
+      <w:pPr>
+        <w:spacing w:line="336" w:lineRule="auto" w:after="180"/>
+      </w:pPr>
+      <w:r>
+        <w:rPr>
+          <w:b/>
+        </w:rPr>
         <w:t>VOCABULARY</w:t>
       </w:r>
     </w:p>
@@ -930,7 +1898,13 @@
       </w:r>
     </w:p>
     <w:p>
-      <w:r>
+      <w:pPr>
+        <w:spacing w:line="336" w:lineRule="auto" w:after="180"/>
+      </w:pPr>
+      <w:r>
+        <w:rPr>
+          <w:b w:val="0"/>
+        </w:rPr>
         <w:t>The badge is a memory cue; the definition does the real thinking work.</w:t>
       </w:r>
     </w:p>
@@ -1254,17 +2228,69 @@
       </w:r>
     </w:p>
     <w:p>
-      <w:r>
-        <w:t>CLAIM TO REPAIR  A loop is just copying the same words many times.</w:t>
-      </w:r>
-    </w:p>
-    <w:p>
-      <w:r>
-        <w:t>Use one vocabulary word and one piece of evidence to repair it:</w:t>
-      </w:r>
-    </w:p>
-    <w:p>
-      <w:r>
+      <w:pPr>
+        <w:pStyle w:val="Heading3"/>
+      </w:pPr>
+      <w:r>
+        <w:t>Find the unsupported claim</w:t>
+      </w:r>
+    </w:p>
+    <w:p>
+      <w:pPr>
+        <w:spacing w:line="336" w:lineRule="auto" w:after="180"/>
+        <w:shd w:fill="F5F1FB"/>
+      </w:pPr>
+      <w:r>
+        <w:rPr>
+          <w:b w:val="0"/>
+        </w:rPr>
+        <w:t xml:space="preserve">CLAIM TO REPAIR  A </w:t>
+      </w:r>
+      <w:r>
+        <w:rPr>
+          <w:b/>
+        </w:rPr>
+        <w:t>loop</w:t>
+      </w:r>
+      <w:r>
+        <w:rPr>
+          <w:b w:val="0"/>
+        </w:rPr>
+        <w:t xml:space="preserve"> is just copying the same words many times.</w:t>
+      </w:r>
+    </w:p>
+    <w:p>
+      <w:pPr>
+        <w:spacing w:line="336" w:lineRule="auto" w:after="180"/>
+      </w:pPr>
+      <w:r>
+        <w:rPr>
+          <w:b w:val="0"/>
+        </w:rPr>
+        <w:t xml:space="preserve">Use one vocabulary word and one piece of </w:t>
+      </w:r>
+      <w:r>
+        <w:rPr>
+          <w:b/>
+        </w:rPr>
+        <w:t>evidence</w:t>
+      </w:r>
+      <w:r>
+        <w:rPr>
+          <w:b w:val="0"/>
+        </w:rPr>
+        <w:t xml:space="preserve"> to repair it:</w:t>
+      </w:r>
+    </w:p>
+    <w:p>
+      <w:pPr>
+        <w:spacing w:line="336" w:lineRule="auto" w:after="180"/>
+        <w:shd w:fill="EDF7F3"/>
+      </w:pPr>
+      <w:r>
+        <w:rPr>
+          <w:b w:val="0"/>
+        </w:rPr>
         <w:t>WORD POWER  A strong definition helps you decide something in a new case.</w:t>
       </w:r>
     </w:p>
@@ -1366,6 +2392,17 @@
     </w:p>
     <w:p>
       <w:r>
+        <w:t>Follow the worked trace for Repeating Efficiently, predict a step, then compare with its explanation.</w:t>
+      </w:r>
+    </w:p>
+    <w:p>
+      <w:pPr>
+        <w:spacing w:line="336" w:lineRule="auto" w:after="180"/>
+      </w:pPr>
+      <w:r>
+        <w:rPr>
+          <w:b/>
+        </w:rPr>
         <w:t>WORKED EXAMPLE</w:t>
       </w:r>
     </w:p>
@@ -1378,8 +2415,26 @@
       </w:r>
     </w:p>
     <w:p>
-      <w:r>
-        <w:t>Every step connects a claim to observable evidence.</w:t>
+      <w:pPr>
+        <w:spacing w:line="336" w:lineRule="auto" w:after="180"/>
+      </w:pPr>
+      <w:r>
+        <w:rPr>
+          <w:b w:val="0"/>
+        </w:rPr>
+        <w:t xml:space="preserve">Every step connects a claim to observable </w:t>
+      </w:r>
+      <w:r>
+        <w:rPr>
+          <w:b/>
+        </w:rPr>
+        <w:t>evidence</w:t>
+      </w:r>
+      <w:r>
+        <w:rPr>
+          <w:b w:val="0"/>
+        </w:rPr>
+        <w:t>.</w:t>
       </w:r>
     </w:p>
     <w:p>
@@ -1419,38 +2474,189 @@
       </w:r>
     </w:p>
     <w:p>
-      <w:r>
+      <w:pPr>
+        <w:pStyle w:val="Heading3"/>
+      </w:pPr>
+      <w:r>
+        <w:t>The case to investigate</w:t>
+      </w:r>
+    </w:p>
+    <w:p>
+      <w:pPr>
+        <w:spacing w:line="336" w:lineRule="auto" w:after="180"/>
+        <w:shd w:fill="F1F6FC"/>
+      </w:pPr>
+      <w:r>
+        <w:rPr>
+          <w:b w:val="0"/>
+        </w:rPr>
         <w:t>CASE  Instead of writing draw-side and turn four times, a square algorithm can repeat those steps four times.</w:t>
       </w:r>
     </w:p>
     <w:p>
-      <w:r>
+      <w:pPr>
+        <w:pStyle w:val="Heading3"/>
+      </w:pPr>
+      <w:r>
+        <w:t>Step 1</w:t>
+      </w:r>
+    </w:p>
+    <w:p>
+      <w:pPr>
+        <w:spacing w:line="336" w:lineRule="auto" w:after="180"/>
+        <w:shd w:fill="F4F9FC"/>
+      </w:pPr>
+      <w:r>
+        <w:rPr>
+          <w:b w:val="0"/>
+        </w:rPr>
         <w:t>STEP 1 — OBSERVE  starting state and repeat count</w:t>
       </w:r>
     </w:p>
     <w:p>
-      <w:r>
-        <w:t>STEP 2 — TRACE  run the loop body and update progress</w:t>
-      </w:r>
-    </w:p>
-    <w:p>
-      <w:r>
+      <w:pPr>
+        <w:pStyle w:val="Heading3"/>
+      </w:pPr>
+      <w:r>
+        <w:t>Step 2</w:t>
+      </w:r>
+    </w:p>
+    <w:p>
+      <w:pPr>
+        <w:spacing w:line="336" w:lineRule="auto" w:after="180"/>
+        <w:shd w:fill="F4F9FC"/>
+      </w:pPr>
+      <w:r>
+        <w:rPr>
+          <w:b w:val="0"/>
+        </w:rPr>
+        <w:t xml:space="preserve">STEP 2 — TRACE  run the </w:t>
+      </w:r>
+      <w:r>
+        <w:rPr>
+          <w:b/>
+        </w:rPr>
+        <w:t>loop body</w:t>
+      </w:r>
+      <w:r>
+        <w:rPr>
+          <w:b w:val="0"/>
+        </w:rPr>
+        <w:t xml:space="preserve"> and update </w:t>
+      </w:r>
+      <w:r>
+        <w:rPr>
+          <w:b/>
+        </w:rPr>
+        <w:t>progress</w:t>
+      </w:r>
+    </w:p>
+    <w:p>
+      <w:pPr>
+        <w:pStyle w:val="Heading3"/>
+      </w:pPr>
+      <w:r>
+        <w:t>Step 3</w:t>
+      </w:r>
+    </w:p>
+    <w:p>
+      <w:pPr>
+        <w:spacing w:line="336" w:lineRule="auto" w:after="180"/>
+        <w:shd w:fill="F4F9FC"/>
+      </w:pPr>
+      <w:r>
+        <w:rPr>
+          <w:b w:val="0"/>
+        </w:rPr>
         <w:t>STEP 3 — CONCLUDE  finished pattern when the stop condition is met</w:t>
       </w:r>
     </w:p>
     <w:p>
-      <w:r>
-        <w:t>MODEL REASONING  Place only the repeated steps inside the loop, initialize the counter, update it once per pass, and stop after the required count. Trace each iteration to catch one-too-many or one-too-few errors.</w:t>
-      </w:r>
-    </w:p>
-    <w:p>
-      <w:r>
+      <w:pPr>
+        <w:pStyle w:val="Heading3"/>
+      </w:pPr>
+      <w:r>
+        <w:t>Model answer</w:t>
+      </w:r>
+    </w:p>
+    <w:p>
+      <w:pPr>
+        <w:spacing w:line="336" w:lineRule="auto" w:after="180"/>
+        <w:shd w:fill="F1F6FC"/>
+      </w:pPr>
+      <w:r>
+        <w:rPr>
+          <w:b w:val="0"/>
+        </w:rPr>
+        <w:t xml:space="preserve">MODEL REASONING  Place only the repeated steps inside the </w:t>
+      </w:r>
+      <w:r>
+        <w:rPr>
+          <w:b/>
+        </w:rPr>
+        <w:t>loop</w:t>
+      </w:r>
+      <w:r>
+        <w:rPr>
+          <w:b w:val="0"/>
+        </w:rPr>
+        <w:t xml:space="preserve">, initialize the counter, update it once per pass, and stop after the required count. Trace each </w:t>
+      </w:r>
+      <w:r>
+        <w:rPr>
+          <w:b/>
+        </w:rPr>
+        <w:t>iteration</w:t>
+      </w:r>
+      <w:r>
+        <w:rPr>
+          <w:b w:val="0"/>
+        </w:rPr>
+        <w:t xml:space="preserve"> to catch one-too-many or one-too-few errors.</w:t>
+      </w:r>
+    </w:p>
+    <w:p>
+      <w:pPr>
+        <w:pStyle w:val="Heading3"/>
+      </w:pPr>
+      <w:r>
+        <w:t>A claim to avoid</w:t>
+      </w:r>
+    </w:p>
+    <w:p>
+      <w:pPr>
+        <w:spacing w:line="336" w:lineRule="auto" w:after="180"/>
+        <w:shd w:fill="FFF5E6"/>
+      </w:pPr>
+      <w:r>
+        <w:rPr>
+          <w:b w:val="0"/>
+        </w:rPr>
         <w:t>DO NOT OVERCLAIM  Repeat forever is not an efficient algorithm unless endless operation is truly the goal and can be stopped safely.</w:t>
       </w:r>
     </w:p>
     <w:p>
-      <w:r>
-        <w:t>What new evidence could change this answer?</w:t>
+      <w:pPr>
+        <w:spacing w:line="336" w:lineRule="auto" w:after="180"/>
+        <w:shd w:fill="F5F1FB"/>
+      </w:pPr>
+      <w:r>
+        <w:rPr>
+          <w:b w:val="0"/>
+        </w:rPr>
+        <w:t xml:space="preserve">What new </w:t>
+      </w:r>
+      <w:r>
+        <w:rPr>
+          <w:b/>
+        </w:rPr>
+        <w:t>evidence</w:t>
+      </w:r>
+      <w:r>
+        <w:rPr>
+          <w:b w:val="0"/>
+        </w:rPr>
+        <w:t xml:space="preserve"> could change this answer?</w:t>
       </w:r>
     </w:p>
     <w:p>
@@ -1637,13 +2843,84 @@
       </w:tr>
     </w:tbl>
     <w:p>
-      <w:r>
-        <w:t>While tests before the body. If the first test is false, the body runs zero times. Do not add 2 once just because a loop is present. Starting at 7 or 8 is a useful test of this rule.</w:t>
-      </w:r>
-    </w:p>
-    <w:p>
-      <w:r>
-        <w:t>A loop that stops when the counter is no longer below 7 does not promise to finish at exactly 7. Starting at 6 produces 8. Passing the boundary is allowed by these instructions. Always report the actual final state instead of replacing it with the threshold.</w:t>
+      <w:pPr>
+        <w:spacing w:line="336" w:lineRule="auto" w:after="180"/>
+      </w:pPr>
+      <w:r>
+        <w:rPr>
+          <w:b w:val="0"/>
+        </w:rPr>
+        <w:t xml:space="preserve">While tests before the </w:t>
+      </w:r>
+      <w:r>
+        <w:rPr>
+          <w:b/>
+        </w:rPr>
+        <w:t>body</w:t>
+      </w:r>
+      <w:r>
+        <w:rPr>
+          <w:b w:val="0"/>
+        </w:rPr>
+        <w:t xml:space="preserve">. If the first test is false, the </w:t>
+      </w:r>
+      <w:r>
+        <w:rPr>
+          <w:b/>
+        </w:rPr>
+        <w:t>body</w:t>
+      </w:r>
+      <w:r>
+        <w:rPr>
+          <w:b w:val="0"/>
+        </w:rPr>
+        <w:t xml:space="preserve"> runs zero times. Do not add 2 once just because a </w:t>
+      </w:r>
+      <w:r>
+        <w:rPr>
+          <w:b/>
+        </w:rPr>
+        <w:t>loop</w:t>
+      </w:r>
+      <w:r>
+        <w:rPr>
+          <w:b w:val="0"/>
+        </w:rPr>
+        <w:t xml:space="preserve"> is present. Starting at 7 or 8 is a useful test of this rule.</w:t>
+      </w:r>
+    </w:p>
+    <w:p>
+      <w:pPr>
+        <w:spacing w:line="336" w:lineRule="auto" w:after="180"/>
+      </w:pPr>
+      <w:r>
+        <w:rPr>
+          <w:b w:val="0"/>
+        </w:rPr>
+        <w:t xml:space="preserve">A </w:t>
+      </w:r>
+      <w:r>
+        <w:rPr>
+          <w:b/>
+        </w:rPr>
+        <w:t>loop</w:t>
+      </w:r>
+      <w:r>
+        <w:rPr>
+          <w:b w:val="0"/>
+        </w:rPr>
+        <w:t xml:space="preserve"> that stops when the counter is no longer below 7 does not promise to finish at exactly 7. Starting at 6 produces 8. Passing the boundary is allowed by these instructions.</w:t>
+      </w:r>
+    </w:p>
+    <w:p>
+      <w:pPr>
+        <w:spacing w:line="336" w:lineRule="auto" w:after="180"/>
+      </w:pPr>
+      <w:r>
+        <w:rPr>
+          <w:b w:val="0"/>
+        </w:rPr>
+        <w:t>Always report the actual final state instead of replacing it with the threshold.</w:t>
       </w:r>
     </w:p>
     <w:p>
@@ -1655,7 +2932,13 @@
       </w:r>
     </w:p>
     <w:p>
-      <w:r>
+      <w:pPr>
+        <w:spacing w:line="336" w:lineRule="auto" w:after="180"/>
+      </w:pPr>
+      <w:r>
+        <w:rPr>
+          <w:b w:val="0"/>
+        </w:rPr>
         <w:t>Cover the result before checking it. Say what is given, choose the procedure, and follow one step at a time. Then uncover the result and explain your first mismatch. Ask why a step is allowed, not only what number it produces.</w:t>
       </w:r>
     </w:p>
@@ -1668,7 +2951,13 @@
       </w:r>
     </w:p>
     <w:p>
-      <w:r>
+      <w:pPr>
+        <w:spacing w:line="336" w:lineRule="auto" w:after="180"/>
+      </w:pPr>
+      <w:r>
+        <w:rPr>
+          <w:b w:val="0"/>
+        </w:rPr>
         <w:t>A fictional paper counter advances through a display until its condition becomes false.</w:t>
       </w:r>
     </w:p>
@@ -1681,12 +2970,42 @@
       </w:r>
     </w:p>
     <w:p>
-      <w:r>
+      <w:pPr>
+        <w:pStyle w:val="Heading3"/>
+      </w:pPr>
+      <w:r>
+        <w:t>Supplied facts</w:t>
+      </w:r>
+    </w:p>
+    <w:p>
+      <w:pPr>
+        <w:spacing w:line="336" w:lineRule="auto" w:after="180"/>
+        <w:shd w:fill="F1F6FC"/>
+      </w:pPr>
+      <w:r>
+        <w:rPr>
+          <w:b w:val="0"/>
+        </w:rPr>
         <w:t>Start at 2. While the current counter is below 10, add 3.</w:t>
       </w:r>
     </w:p>
     <w:p>
-      <w:r>
+      <w:pPr>
+        <w:pStyle w:val="Heading3"/>
+      </w:pPr>
+      <w:r>
+        <w:t>Supplied facts</w:t>
+      </w:r>
+    </w:p>
+    <w:p>
+      <w:pPr>
+        <w:spacing w:line="336" w:lineRule="auto" w:after="180"/>
+        <w:shd w:fill="F1F6FC"/>
+      </w:pPr>
+      <w:r>
+        <w:rPr>
+          <w:b w:val="0"/>
+        </w:rPr>
         <w:t>Test before each addition; report when the condition is false.</w:t>
       </w:r>
     </w:p>
@@ -1908,30 +3227,126 @@
       </w:r>
     </w:p>
     <w:p>
-      <w:r>
-        <w:t>The condition checks whether to do the next update; it does not constrain every resulting value to stay below 10. The final 11 is therefore allowed by this procedure. Record both the condition and counter to distinguish a correct stop from an assumed endpoint.</w:t>
-      </w:r>
-    </w:p>
-    <w:p>
       <w:pPr>
         <w:pStyle w:val="Heading3"/>
       </w:pPr>
       <w:r>
+        <w:t>Why the result follows</w:t>
+      </w:r>
+    </w:p>
+    <w:p>
+      <w:pPr>
+        <w:spacing w:line="336" w:lineRule="auto" w:after="180"/>
+        <w:shd w:fill="F1F6FC"/>
+      </w:pPr>
+      <w:r>
+        <w:rPr>
+          <w:b w:val="0"/>
+        </w:rPr>
+        <w:t>The condition checks whether to do the next update; it does not constrain every resulting value to stay below 10. The final 11 is therefore allowed by this procedure.</w:t>
+      </w:r>
+    </w:p>
+    <w:p>
+      <w:pPr>
+        <w:spacing w:line="336" w:lineRule="auto" w:after="180"/>
+        <w:shd w:fill="F1F6FC"/>
+      </w:pPr>
+      <w:r>
+        <w:rPr>
+          <w:b w:val="0"/>
+        </w:rPr>
+        <w:t>Record both the condition and counter to distinguish a correct stop from an assumed endpoint.</w:t>
+      </w:r>
+    </w:p>
+    <w:p>
+      <w:pPr>
+        <w:pStyle w:val="Heading3"/>
+      </w:pPr>
+      <w:r>
         <w:t>What this example does not establish</w:t>
       </w:r>
     </w:p>
     <w:p>
-      <w:r>
-        <w:t>This loop stops because positive increments eventually cross the limit. Other updates can fail to make progress.</w:t>
-      </w:r>
-    </w:p>
-    <w:p>
-      <w:r>
+      <w:pPr>
+        <w:pStyle w:val="Heading3"/>
+      </w:pPr>
+      <w:r>
+        <w:t>Keep the stated limit</w:t>
+      </w:r>
+    </w:p>
+    <w:p>
+      <w:pPr>
+        <w:spacing w:line="336" w:lineRule="auto" w:after="180"/>
+        <w:shd w:fill="FFF5E6"/>
+      </w:pPr>
+      <w:r>
+        <w:rPr>
+          <w:b w:val="0"/>
+        </w:rPr>
+        <w:t xml:space="preserve">This </w:t>
+      </w:r>
+      <w:r>
+        <w:rPr>
+          <w:b/>
+        </w:rPr>
+        <w:t>loop</w:t>
+      </w:r>
+      <w:r>
+        <w:rPr>
+          <w:b w:val="0"/>
+        </w:rPr>
+        <w:t xml:space="preserve"> stops because positive increments eventually cross the limit. Other updates can fail to make </w:t>
+      </w:r>
+      <w:r>
+        <w:rPr>
+          <w:b/>
+        </w:rPr>
+        <w:t>progress</w:t>
+      </w:r>
+      <w:r>
+        <w:rPr>
+          <w:b w:val="0"/>
+        </w:rPr>
+        <w:t>.</w:t>
+      </w:r>
+    </w:p>
+    <w:p>
+      <w:pPr>
+        <w:pStyle w:val="Heading3"/>
+      </w:pPr>
+      <w:r>
+        <w:t>Keep the stated limit</w:t>
+      </w:r>
+    </w:p>
+    <w:p>
+      <w:pPr>
+        <w:spacing w:line="336" w:lineRule="auto" w:after="180"/>
+        <w:shd w:fill="FFF5E6"/>
+      </w:pPr>
+      <w:r>
+        <w:rPr>
+          <w:b w:val="0"/>
+        </w:rPr>
         <w:t>Read the labelled picture: Trace a fresh start of 9. How many additions occur, and must the report equal 10?</w:t>
       </w:r>
     </w:p>
     <w:p>
-      <w:r>
+      <w:pPr>
+        <w:pStyle w:val="Heading3"/>
+      </w:pPr>
+      <w:r>
+        <w:t>Keep the stated limit</w:t>
+      </w:r>
+    </w:p>
+    <w:p>
+      <w:pPr>
+        <w:spacing w:line="336" w:lineRule="auto" w:after="180"/>
+        <w:shd w:fill="FFF5E6"/>
+      </w:pPr>
+      <w:r>
+        <w:rPr>
+          <w:b w:val="0"/>
+        </w:rPr>
         <w:t>Change one thing: Start at 10 instead of 2. Predict the result before checking the explanation. What remains the same?</w:t>
       </w:r>
     </w:p>
@@ -1945,6 +3360,17 @@
     </w:p>
     <w:p>
       <w:r>
+        <w:t>Find the unsupported step in the Repeating Efficiently claim and explain a repair using the supplied evidence.</w:t>
+      </w:r>
+    </w:p>
+    <w:p>
+      <w:pPr>
+        <w:spacing w:line="336" w:lineRule="auto" w:after="180"/>
+      </w:pPr>
+      <w:r>
+        <w:rPr>
+          <w:b/>
+        </w:rPr>
         <w:t>COMPARE</w:t>
       </w:r>
     </w:p>
@@ -1957,7 +3383,13 @@
       </w:r>
     </w:p>
     <w:p>
-      <w:r>
+      <w:pPr>
+        <w:spacing w:line="336" w:lineRule="auto" w:after="180"/>
+      </w:pPr>
+      <w:r>
+        <w:rPr>
+          <w:b w:val="0"/>
+        </w:rPr>
         <w:t>A comparison helps reveal the true concept boundary.</w:t>
       </w:r>
     </w:p>
@@ -2145,53 +3577,214 @@
       </w:r>
     </w:p>
     <w:p>
-      <w:r>
-        <w:t>CLAIM A  A loop is just copying the same words many times.</w:t>
-      </w:r>
-    </w:p>
-    <w:p>
-      <w:r>
+      <w:pPr>
+        <w:pStyle w:val="Heading3"/>
+      </w:pPr>
+      <w:r>
+        <w:t>Challenge claim A</w:t>
+      </w:r>
+    </w:p>
+    <w:p>
+      <w:pPr>
+        <w:spacing w:line="336" w:lineRule="auto" w:after="180"/>
+        <w:shd w:fill="F5F1FB"/>
+      </w:pPr>
+      <w:r>
+        <w:rPr>
+          <w:b w:val="0"/>
+        </w:rPr>
+        <w:t xml:space="preserve">CLAIM A  A </w:t>
+      </w:r>
+      <w:r>
+        <w:rPr>
+          <w:b/>
+        </w:rPr>
+        <w:t>loop</w:t>
+      </w:r>
+      <w:r>
+        <w:rPr>
+          <w:b w:val="0"/>
+        </w:rPr>
+        <w:t xml:space="preserve"> is just copying the same words many times.</w:t>
+      </w:r>
+    </w:p>
+    <w:p>
+      <w:pPr>
+        <w:spacing w:line="336" w:lineRule="auto" w:after="180"/>
+      </w:pPr>
+      <w:r>
+        <w:rPr>
+          <w:b w:val="0"/>
+        </w:rPr>
         <w:t>Repair:</w:t>
       </w:r>
     </w:p>
     <w:p>
-      <w:r>
-        <w:t>CLAIM B  The stopping condition will become true by itself.</w:t>
-      </w:r>
-    </w:p>
-    <w:p>
-      <w:r>
+      <w:pPr>
+        <w:pStyle w:val="Heading3"/>
+      </w:pPr>
+      <w:r>
+        <w:t>Challenge claim B</w:t>
+      </w:r>
+    </w:p>
+    <w:p>
+      <w:pPr>
+        <w:spacing w:line="336" w:lineRule="auto" w:after="180"/>
+        <w:shd w:fill="F5F1FB"/>
+      </w:pPr>
+      <w:r>
+        <w:rPr>
+          <w:b w:val="0"/>
+        </w:rPr>
+        <w:t xml:space="preserve">CLAIM B  The </w:t>
+      </w:r>
+      <w:r>
+        <w:rPr>
+          <w:b/>
+        </w:rPr>
+        <w:t>stopping condition</w:t>
+      </w:r>
+      <w:r>
+        <w:rPr>
+          <w:b w:val="0"/>
+        </w:rPr>
+        <w:t xml:space="preserve"> will become true by itself.</w:t>
+      </w:r>
+    </w:p>
+    <w:p>
+      <w:pPr>
+        <w:spacing w:line="336" w:lineRule="auto" w:after="180"/>
+      </w:pPr>
+      <w:r>
+        <w:rPr>
+          <w:b w:val="0"/>
+        </w:rPr>
         <w:t>Repair:</w:t>
       </w:r>
     </w:p>
     <w:p>
-      <w:r>
-        <w:t>STRONG ANSWER FRAME  I claim ______ because the evidence shows ______. The process is ______. One limit is ______.</w:t>
-      </w:r>
-    </w:p>
-    <w:p>
       <w:pPr>
         <w:pStyle w:val="Heading3"/>
       </w:pPr>
       <w:r>
+        <w:t>A frame for explaining</w:t>
+      </w:r>
+    </w:p>
+    <w:p>
+      <w:pPr>
+        <w:spacing w:line="336" w:lineRule="auto" w:after="180"/>
+        <w:shd w:fill="F1F6FC"/>
+      </w:pPr>
+      <w:r>
+        <w:rPr>
+          <w:b w:val="0"/>
+        </w:rPr>
+        <w:t xml:space="preserve">STRONG ANSWER FRAME  I claim ______ because the </w:t>
+      </w:r>
+      <w:r>
+        <w:rPr>
+          <w:b/>
+        </w:rPr>
+        <w:t>evidence</w:t>
+      </w:r>
+      <w:r>
+        <w:rPr>
+          <w:b w:val="0"/>
+        </w:rPr>
+        <w:t xml:space="preserve"> shows ______. The </w:t>
+      </w:r>
+      <w:r>
+        <w:rPr>
+          <w:b/>
+        </w:rPr>
+        <w:t>process</w:t>
+      </w:r>
+      <w:r>
+        <w:rPr>
+          <w:b w:val="0"/>
+        </w:rPr>
+        <w:t xml:space="preserve"> is ______. One limit is ______.</w:t>
+      </w:r>
+    </w:p>
+    <w:p>
+      <w:pPr>
+        <w:pStyle w:val="Heading3"/>
+      </w:pPr>
+      <w:r>
         <w:t>A closer explanation</w:t>
       </w:r>
     </w:p>
     <w:p>
-      <w:r>
-        <w:t>A different mistake says while counter is not equal to 7, add 2. From 6 the values are 6, 8, 10 and then larger even numbers. None is 7, so this equality test never becomes false. A growing number does not guarantee termination: the update must be able to reach a state that makes this particular test false.</w:t>
-      </w:r>
-    </w:p>
-    <w:p>
-      <w:r>
-        <w:t>Our paper examples use known whole numbers without a maximum size. For this lesson, an unreadable starting counter means pause and request the value. It does not mean start at zero. Later programs will need explicit rules for unavailable inputs and resource limits.</w:t>
-      </w:r>
-    </w:p>
-    <w:p>
       <w:pPr>
         <w:pStyle w:val="Heading3"/>
       </w:pPr>
       <w:r>
+        <w:t>Check the claim against the facts</w:t>
+      </w:r>
+    </w:p>
+    <w:p>
+      <w:pPr>
+        <w:spacing w:line="336" w:lineRule="auto" w:after="180"/>
+        <w:shd w:fill="FFF5E6"/>
+      </w:pPr>
+      <w:r>
+        <w:rPr>
+          <w:b w:val="0"/>
+        </w:rPr>
+        <w:t>A different mistake says while counter is not equal to 7, add 2. From 6 the values are 6, 8, 10 and then larger even numbers. None is 7, so this equality test never becomes false.</w:t>
+      </w:r>
+    </w:p>
+    <w:p>
+      <w:pPr>
+        <w:spacing w:line="336" w:lineRule="auto" w:after="180"/>
+        <w:shd w:fill="FFF5E6"/>
+      </w:pPr>
+      <w:r>
+        <w:rPr>
+          <w:b w:val="0"/>
+        </w:rPr>
+        <w:t>A growing number does not guarantee termination: the update must be able to reach a state that makes this particular test false.</w:t>
+      </w:r>
+    </w:p>
+    <w:p>
+      <w:pPr>
+        <w:spacing w:line="336" w:lineRule="auto" w:after="180"/>
+      </w:pPr>
+      <w:r>
+        <w:rPr>
+          <w:b w:val="0"/>
+        </w:rPr>
+        <w:t>Our paper examples use known whole numbers without a maximum size. For this lesson, an unreadable starting counter means pause and request the value. It does not mean start at zero.</w:t>
+      </w:r>
+    </w:p>
+    <w:p>
+      <w:pPr>
+        <w:spacing w:line="336" w:lineRule="auto" w:after="180"/>
+      </w:pPr>
+      <w:r>
+        <w:rPr>
+          <w:b w:val="0"/>
+        </w:rPr>
+        <w:t xml:space="preserve">Later programs will need explicit rules for unavailable </w:t>
+      </w:r>
+      <w:r>
+        <w:rPr>
+          <w:b/>
+        </w:rPr>
+        <w:t>input</w:t>
+      </w:r>
+      <w:r>
+        <w:rPr>
+          <w:b w:val="0"/>
+        </w:rPr>
+        <w:t>s and resource limits.</w:t>
+      </w:r>
+    </w:p>
+    <w:p>
+      <w:pPr>
+        <w:pStyle w:val="Heading3"/>
+      </w:pPr>
+      <w:r>
         <w:t>A tester runs the below 7 loop only from starting counter 1. Choose one additional start that checks zero repetitions and one that checks passing the boundary without landing on it. Give the expected reported values</w:t>
       </w:r>
     </w:p>
@@ -2225,6 +3818,17 @@
     </w:p>
     <w:p>
       <w:r>
+        <w:t>Practise Repeating Efficiently with support, then explain the deciding step in your own words.</w:t>
+      </w:r>
+    </w:p>
+    <w:p>
+      <w:pPr>
+        <w:spacing w:line="336" w:lineRule="auto" w:after="180"/>
+      </w:pPr>
+      <w:r>
+        <w:rPr>
+          <w:b/>
+        </w:rPr>
         <w:t>GUIDED PRACTICE</w:t>
       </w:r>
     </w:p>
@@ -2237,7 +3841,13 @@
       </w:r>
     </w:p>
     <w:p>
-      <w:r>
+      <w:pPr>
+        <w:spacing w:line="336" w:lineRule="auto" w:after="180"/>
+      </w:pPr>
+      <w:r>
+        <w:rPr>
+          <w:b w:val="0"/>
+        </w:rPr>
         <w:t>Use support now so you can succeed independently later.</w:t>
       </w:r>
     </w:p>
@@ -2278,51 +3888,274 @@
       </w:r>
     </w:p>
     <w:p>
-      <w:r>
-        <w:t>Explain how the picture story demonstrates this idea: A loop repeats a useful step until a stopping condition is met.</w:t>
-      </w:r>
-    </w:p>
-    <w:p>
-      <w:r>
-        <w:t>Use a fresh example to explain loop.</w:t>
-      </w:r>
-    </w:p>
-    <w:p>
-      <w:r>
-        <w:t>Trace a new input → process → output example.</w:t>
-      </w:r>
-    </w:p>
-    <w:p>
-      <w:r>
-        <w:t>Find and repair the error in: The stopping condition will become true by itself.</w:t>
-      </w:r>
-    </w:p>
-    <w:p>
-      <w:r>
+      <w:pPr>
+        <w:spacing w:line="336" w:lineRule="auto" w:after="180"/>
+      </w:pPr>
+      <w:r>
+        <w:rPr>
+          <w:b w:val="0"/>
+        </w:rPr>
+        <w:t xml:space="preserve">Explain how the picture story demonstrates this idea: A </w:t>
+      </w:r>
+      <w:r>
+        <w:rPr>
+          <w:b/>
+        </w:rPr>
+        <w:t>loop</w:t>
+      </w:r>
+      <w:r>
+        <w:rPr>
+          <w:b w:val="0"/>
+        </w:rPr>
+        <w:t xml:space="preserve"> repeats a useful step until a </w:t>
+      </w:r>
+      <w:r>
+        <w:rPr>
+          <w:b/>
+        </w:rPr>
+        <w:t>stopping condition</w:t>
+      </w:r>
+      <w:r>
+        <w:rPr>
+          <w:b w:val="0"/>
+        </w:rPr>
+        <w:t xml:space="preserve"> is met.</w:t>
+      </w:r>
+    </w:p>
+    <w:p>
+      <w:pPr>
+        <w:spacing w:line="336" w:lineRule="auto" w:after="180"/>
+      </w:pPr>
+      <w:r>
+        <w:rPr>
+          <w:b w:val="0"/>
+        </w:rPr>
+        <w:t xml:space="preserve">Use a fresh example to explain </w:t>
+      </w:r>
+      <w:r>
+        <w:rPr>
+          <w:b/>
+        </w:rPr>
+        <w:t>loop</w:t>
+      </w:r>
+      <w:r>
+        <w:rPr>
+          <w:b w:val="0"/>
+        </w:rPr>
+        <w:t>.</w:t>
+      </w:r>
+    </w:p>
+    <w:p>
+      <w:pPr>
+        <w:spacing w:line="336" w:lineRule="auto" w:after="180"/>
+      </w:pPr>
+      <w:r>
+        <w:rPr>
+          <w:b w:val="0"/>
+        </w:rPr>
+        <w:t xml:space="preserve">Trace a new </w:t>
+      </w:r>
+      <w:r>
+        <w:rPr>
+          <w:b/>
+        </w:rPr>
+        <w:t>input</w:t>
+      </w:r>
+      <w:r>
+        <w:rPr>
+          <w:b w:val="0"/>
+        </w:rPr>
+        <w:t xml:space="preserve"> → </w:t>
+      </w:r>
+      <w:r>
+        <w:rPr>
+          <w:b/>
+        </w:rPr>
+        <w:t>process</w:t>
+      </w:r>
+      <w:r>
+        <w:rPr>
+          <w:b w:val="0"/>
+        </w:rPr>
+        <w:t xml:space="preserve"> → </w:t>
+      </w:r>
+      <w:r>
+        <w:rPr>
+          <w:b/>
+        </w:rPr>
+        <w:t>output</w:t>
+      </w:r>
+      <w:r>
+        <w:rPr>
+          <w:b w:val="0"/>
+        </w:rPr>
+        <w:t xml:space="preserve"> example.</w:t>
+      </w:r>
+    </w:p>
+    <w:p>
+      <w:pPr>
+        <w:spacing w:line="336" w:lineRule="auto" w:after="180"/>
+      </w:pPr>
+      <w:r>
+        <w:rPr>
+          <w:b w:val="0"/>
+        </w:rPr>
+        <w:t xml:space="preserve">Find and repair the error in: The </w:t>
+      </w:r>
+      <w:r>
+        <w:rPr>
+          <w:b/>
+        </w:rPr>
+        <w:t>stopping condition</w:t>
+      </w:r>
+      <w:r>
+        <w:rPr>
+          <w:b w:val="0"/>
+        </w:rPr>
+        <w:t xml:space="preserve"> will become true by itself.</w:t>
+      </w:r>
+    </w:p>
+    <w:p>
+      <w:pPr>
+        <w:spacing w:line="336" w:lineRule="auto" w:after="180"/>
+      </w:pPr>
+      <w:r>
+        <w:rPr>
+          <w:b w:val="0"/>
+        </w:rPr>
         <w:t>Invent one edge case and name the safe response.</w:t>
       </w:r>
     </w:p>
     <w:p>
-      <w:r>
-        <w:t>PARTNER CHECK  Point to the evidence. Do not accept an answer that only repeats the vocabulary word.</w:t>
-      </w:r>
-    </w:p>
-    <w:p>
       <w:pPr>
         <w:pStyle w:val="Heading3"/>
       </w:pPr>
       <w:r>
+        <w:t>Check with a partner</w:t>
+      </w:r>
+    </w:p>
+    <w:p>
+      <w:pPr>
+        <w:spacing w:line="336" w:lineRule="auto" w:after="180"/>
+        <w:shd w:fill="F5F1FB"/>
+      </w:pPr>
+      <w:r>
+        <w:rPr>
+          <w:b w:val="0"/>
+        </w:rPr>
+        <w:t xml:space="preserve">PARTNER CHECK  Point to the </w:t>
+      </w:r>
+      <w:r>
+        <w:rPr>
+          <w:b/>
+        </w:rPr>
+        <w:t>evidence</w:t>
+      </w:r>
+      <w:r>
+        <w:rPr>
+          <w:b w:val="0"/>
+        </w:rPr>
+        <w:t>. Do not accept an answer that only repeats the vocabulary word.</w:t>
+      </w:r>
+    </w:p>
+    <w:p>
+      <w:pPr>
+        <w:pStyle w:val="Heading3"/>
+      </w:pPr>
+      <w:r>
         <w:t>A closer explanation</w:t>
       </w:r>
     </w:p>
     <w:p>
-      <w:r>
-        <w:t>For our known whole-number counters below 7, adding 2 makes the counter larger each time. After enough additions it is at least 7, so the test becomes false. This explains why this loop stops for these inputs; one successful trace alone would not establish that for every possible procedure.</w:t>
-      </w:r>
-    </w:p>
-    <w:p>
-      <w:r>
-        <w:t>Now change the body to add 0. Starting at 1 gives the same value 1 at every test. Below 7 remains true, and the loop never reaches its reporting instruction. A classroom trace should be stopped by the teacher after the repeated state is established. That intervention is not a successful program result.</w:t>
+      <w:pPr>
+        <w:spacing w:line="336" w:lineRule="auto" w:after="180"/>
+      </w:pPr>
+      <w:r>
+        <w:rPr>
+          <w:b w:val="0"/>
+        </w:rPr>
+        <w:t>For our known whole-number counters below 7, adding 2 makes the counter larger each time. After enough additions it is at least 7, so the test becomes false.</w:t>
+      </w:r>
+    </w:p>
+    <w:p>
+      <w:pPr>
+        <w:spacing w:line="336" w:lineRule="auto" w:after="180"/>
+      </w:pPr>
+      <w:r>
+        <w:rPr>
+          <w:b w:val="0"/>
+        </w:rPr>
+        <w:t xml:space="preserve">This explains why this </w:t>
+      </w:r>
+      <w:r>
+        <w:rPr>
+          <w:b/>
+        </w:rPr>
+        <w:t>loop</w:t>
+      </w:r>
+      <w:r>
+        <w:rPr>
+          <w:b w:val="0"/>
+        </w:rPr>
+        <w:t xml:space="preserve"> stops for these </w:t>
+      </w:r>
+      <w:r>
+        <w:rPr>
+          <w:b/>
+        </w:rPr>
+        <w:t>input</w:t>
+      </w:r>
+      <w:r>
+        <w:rPr>
+          <w:b w:val="0"/>
+        </w:rPr>
+        <w:t>s; one successful trace alone would not establish that for every possible procedure.</w:t>
+      </w:r>
+    </w:p>
+    <w:p>
+      <w:pPr>
+        <w:spacing w:line="336" w:lineRule="auto" w:after="180"/>
+      </w:pPr>
+      <w:r>
+        <w:rPr>
+          <w:b w:val="0"/>
+        </w:rPr>
+        <w:t xml:space="preserve">Now change the </w:t>
+      </w:r>
+      <w:r>
+        <w:rPr>
+          <w:b/>
+        </w:rPr>
+        <w:t>body</w:t>
+      </w:r>
+      <w:r>
+        <w:rPr>
+          <w:b w:val="0"/>
+        </w:rPr>
+        <w:t xml:space="preserve"> to add 0. Starting at 1 gives the same value 1 at every test. Below 7 remains true, and the </w:t>
+      </w:r>
+      <w:r>
+        <w:rPr>
+          <w:b/>
+        </w:rPr>
+        <w:t>loop</w:t>
+      </w:r>
+      <w:r>
+        <w:rPr>
+          <w:b w:val="0"/>
+        </w:rPr>
+        <w:t xml:space="preserve"> never reaches its reporting instruction.</w:t>
+      </w:r>
+    </w:p>
+    <w:p>
+      <w:pPr>
+        <w:spacing w:line="336" w:lineRule="auto" w:after="180"/>
+      </w:pPr>
+      <w:r>
+        <w:rPr>
+          <w:b w:val="0"/>
+        </w:rPr>
+        <w:t>A classroom trace should be stopped by the teacher after the repeated state is established. That intervention is not a successful program result.</w:t>
       </w:r>
     </w:p>
     <w:p>
@@ -2372,8 +4205,38 @@
       </w:r>
     </w:p>
     <w:p>
-      <w:r>
-        <w:t>Use workbook W2 for the connected example “Loops and stopping rules”. First fill the input and rule boxes. Try the middle steps before asking for a hint. After a hint, try the next step yourself.</w:t>
+      <w:pPr>
+        <w:spacing w:line="336" w:lineRule="auto" w:after="180"/>
+      </w:pPr>
+      <w:r>
+        <w:rPr>
+          <w:b w:val="0"/>
+        </w:rPr>
+        <w:t>Use workbook W2 for the connected example “</w:t>
+      </w:r>
+      <w:r>
+        <w:rPr>
+          <w:b/>
+        </w:rPr>
+        <w:t>Loop</w:t>
+      </w:r>
+      <w:r>
+        <w:rPr>
+          <w:b w:val="0"/>
+        </w:rPr>
+        <w:t xml:space="preserve">s and stopping rules”. First fill the </w:t>
+      </w:r>
+      <w:r>
+        <w:rPr>
+          <w:b/>
+        </w:rPr>
+        <w:t>input</w:t>
+      </w:r>
+      <w:r>
+        <w:rPr>
+          <w:b w:val="0"/>
+        </w:rPr>
+        <w:t xml:space="preserve"> and rule boxes. Try the middle steps before asking for a hint. After a hint, try the next step yourself.</w:t>
       </w:r>
     </w:p>
     <w:tbl>
@@ -2456,7 +4319,13 @@
       </w:tr>
     </w:tbl>
     <w:p>
-      <w:r>
+      <w:pPr>
+        <w:spacing w:line="336" w:lineRule="auto" w:after="180"/>
+      </w:pPr>
+      <w:r>
+        <w:rPr>
+          <w:b w:val="0"/>
+        </w:rPr>
         <w:t>Explain your trace to a partner. Your partner points to one step to check. Swap roles on the next case. Each person writes their own explanation.</w:t>
       </w:r>
     </w:p>
@@ -2469,12 +4338,59 @@
       </w:r>
     </w:p>
     <w:p>
-      <w:r>
-        <w:t>Use the worked case for Loops and stopping rules. Proposed explanation: “Every loop runs at least once”. Decide whether this explanation is supported. Point to the step or supplied fact that decides; explain your repair if needed.</w:t>
-      </w:r>
-    </w:p>
-    <w:p>
-      <w:r>
+      <w:pPr>
+        <w:spacing w:line="336" w:lineRule="auto" w:after="180"/>
+      </w:pPr>
+      <w:r>
+        <w:rPr>
+          <w:b w:val="0"/>
+        </w:rPr>
+        <w:t xml:space="preserve">Use the worked case for </w:t>
+      </w:r>
+      <w:r>
+        <w:rPr>
+          <w:b/>
+        </w:rPr>
+        <w:t>Loop</w:t>
+      </w:r>
+      <w:r>
+        <w:rPr>
+          <w:b w:val="0"/>
+        </w:rPr>
+        <w:t xml:space="preserve">s and stopping rules. Proposed explanation: “Every </w:t>
+      </w:r>
+      <w:r>
+        <w:rPr>
+          <w:b/>
+        </w:rPr>
+        <w:t>loop</w:t>
+      </w:r>
+      <w:r>
+        <w:rPr>
+          <w:b w:val="0"/>
+        </w:rPr>
+        <w:t xml:space="preserve"> runs at least once”. Decide whether this explanation is supported.</w:t>
+      </w:r>
+    </w:p>
+    <w:p>
+      <w:pPr>
+        <w:spacing w:line="336" w:lineRule="auto" w:after="180"/>
+      </w:pPr>
+      <w:r>
+        <w:rPr>
+          <w:b w:val="0"/>
+        </w:rPr>
+        <w:t>Point to the step or supplied fact that decides; explain your repair if needed.</w:t>
+      </w:r>
+    </w:p>
+    <w:p>
+      <w:pPr>
+        <w:spacing w:line="336" w:lineRule="auto" w:after="180"/>
+      </w:pPr>
+      <w:r>
+        <w:rPr>
+          <w:b w:val="0"/>
+        </w:rPr>
         <w:t>Answer on your own before discussion. If you are unsure, say which step you need help with.</w:t>
       </w:r>
     </w:p>
@@ -2487,7 +4403,14 @@
       </w:r>
     </w:p>
     <w:p>
-      <w:r>
+      <w:pPr>
+        <w:spacing w:line="336" w:lineRule="auto" w:after="180"/>
+        <w:shd w:fill="F5F1FB"/>
+      </w:pPr>
+      <w:r>
+        <w:rPr>
+          <w:b w:val="0"/>
+        </w:rPr>
         <w:t>Trace a fresh start of 9. How many additions occur, and must the report equal 10?</w:t>
       </w:r>
     </w:p>
@@ -2520,7 +4443,13 @@
       </w:r>
     </w:p>
     <w:p>
-      <w:r>
+      <w:pPr>
+        <w:spacing w:line="336" w:lineRule="auto" w:after="180"/>
+      </w:pPr>
+      <w:r>
+        <w:rPr>
+          <w:b w:val="0"/>
+        </w:rPr>
         <w:t>This is supported practice. Keep the separately named independent case for an attempt before feedback.</w:t>
       </w:r>
     </w:p>
@@ -2534,6 +4463,17 @@
     </w:p>
     <w:p>
       <w:r>
+        <w:t>Investigate Repeating Efficiently. Record the prediction, actual observation or labelled paper trace, explanation and next test separately.</w:t>
+      </w:r>
+    </w:p>
+    <w:p>
+      <w:pPr>
+        <w:spacing w:line="336" w:lineRule="auto" w:after="180"/>
+      </w:pPr>
+      <w:r>
+        <w:rPr>
+          <w:b/>
+        </w:rPr>
         <w:t>EXPLORER LAB</w:t>
       </w:r>
     </w:p>
@@ -2546,8 +4486,26 @@
       </w:r>
     </w:p>
     <w:p>
-      <w:r>
-        <w:t>Predict first, test honestly, and explain what the evidence means.</w:t>
+      <w:pPr>
+        <w:spacing w:line="336" w:lineRule="auto" w:after="180"/>
+      </w:pPr>
+      <w:r>
+        <w:rPr>
+          <w:b w:val="0"/>
+        </w:rPr>
+        <w:t xml:space="preserve">Predict first, test honestly, and explain what the </w:t>
+      </w:r>
+      <w:r>
+        <w:rPr>
+          <w:b/>
+        </w:rPr>
+        <w:t>evidence</w:t>
+      </w:r>
+      <w:r>
+        <w:rPr>
+          <w:b w:val="0"/>
+        </w:rPr>
+        <w:t xml:space="preserve"> means.</w:t>
       </w:r>
     </w:p>
     <w:p>
@@ -2587,27 +4545,138 @@
       </w:r>
     </w:p>
     <w:p>
-      <w:r>
-        <w:t>State your prediction before the result is known.</w:t>
-      </w:r>
-    </w:p>
-    <w:p>
-      <w:r>
-        <w:t>Complete the task: Compress a repeated drawing algorithm using a loop card.</w:t>
-      </w:r>
-    </w:p>
-    <w:p>
-      <w:r>
+      <w:pPr>
+        <w:pStyle w:val="Heading3"/>
+      </w:pPr>
+      <w:r>
+        <w:t>1. Predict</w:t>
+      </w:r>
+    </w:p>
+    <w:p>
+      <w:pPr>
+        <w:spacing w:line="336" w:lineRule="auto" w:after="180"/>
+        <w:shd w:fill="F4F9FC"/>
+      </w:pPr>
+      <w:r>
+        <w:rPr>
+          <w:b w:val="0"/>
+        </w:rPr>
+        <w:t xml:space="preserve">State your </w:t>
+      </w:r>
+      <w:r>
+        <w:rPr>
+          <w:b/>
+        </w:rPr>
+        <w:t>prediction</w:t>
+      </w:r>
+      <w:r>
+        <w:rPr>
+          <w:b w:val="0"/>
+        </w:rPr>
+        <w:t xml:space="preserve"> before the result is known.</w:t>
+      </w:r>
+    </w:p>
+    <w:p>
+      <w:pPr>
+        <w:pStyle w:val="Heading3"/>
+      </w:pPr>
+      <w:r>
+        <w:t>2. Investigate</w:t>
+      </w:r>
+    </w:p>
+    <w:p>
+      <w:pPr>
+        <w:spacing w:line="336" w:lineRule="auto" w:after="180"/>
+        <w:shd w:fill="F4F9FC"/>
+      </w:pPr>
+      <w:r>
+        <w:rPr>
+          <w:b w:val="0"/>
+        </w:rPr>
+        <w:t xml:space="preserve">Complete the task: Compress a repeated drawing algorithm using a </w:t>
+      </w:r>
+      <w:r>
+        <w:rPr>
+          <w:b/>
+        </w:rPr>
+        <w:t>loop</w:t>
+      </w:r>
+      <w:r>
+        <w:rPr>
+          <w:b w:val="0"/>
+        </w:rPr>
+        <w:t xml:space="preserve"> card.</w:t>
+      </w:r>
+    </w:p>
+    <w:p>
+      <w:pPr>
+        <w:pStyle w:val="Heading3"/>
+      </w:pPr>
+      <w:r>
+        <w:t>3. Compare cases</w:t>
+      </w:r>
+    </w:p>
+    <w:p>
+      <w:pPr>
+        <w:spacing w:line="336" w:lineRule="auto" w:after="180"/>
+        <w:shd w:fill="F4F9FC"/>
+      </w:pPr>
+      <w:r>
+        <w:rPr>
+          <w:b w:val="0"/>
+        </w:rPr>
         <w:t>Keep a normal case and an edge case clearly separated.</w:t>
       </w:r>
     </w:p>
     <w:p>
-      <w:r>
-        <w:t>Record what happened—even when it does not match your prediction.</w:t>
-      </w:r>
-    </w:p>
-    <w:p>
-      <w:r>
+      <w:pPr>
+        <w:pStyle w:val="Heading3"/>
+      </w:pPr>
+      <w:r>
+        <w:t>4. Record honestly</w:t>
+      </w:r>
+    </w:p>
+    <w:p>
+      <w:pPr>
+        <w:spacing w:line="336" w:lineRule="auto" w:after="180"/>
+        <w:shd w:fill="F4F9FC"/>
+      </w:pPr>
+      <w:r>
+        <w:rPr>
+          <w:b w:val="0"/>
+        </w:rPr>
+        <w:t xml:space="preserve">Record what happened—even when it does not match your </w:t>
+      </w:r>
+      <w:r>
+        <w:rPr>
+          <w:b/>
+        </w:rPr>
+        <w:t>prediction</w:t>
+      </w:r>
+      <w:r>
+        <w:rPr>
+          <w:b w:val="0"/>
+        </w:rPr>
+        <w:t>.</w:t>
+      </w:r>
+    </w:p>
+    <w:p>
+      <w:pPr>
+        <w:pStyle w:val="Heading3"/>
+      </w:pPr>
+      <w:r>
+        <w:t>5. Explain and plan the next test</w:t>
+      </w:r>
+    </w:p>
+    <w:p>
+      <w:pPr>
+        <w:spacing w:line="336" w:lineRule="auto" w:after="180"/>
+        <w:shd w:fill="F4F9FC"/>
+      </w:pPr>
+      <w:r>
+        <w:rPr>
+          <w:b w:val="0"/>
+        </w:rPr>
         <w:t>Explain the result, one limitation, and the next useful test.</w:t>
       </w:r>
     </w:p>
@@ -2742,7 +4811,22 @@
       </w:tr>
     </w:tbl>
     <w:p>
-      <w:r>
+      <w:pPr>
+        <w:pStyle w:val="Heading3"/>
+      </w:pPr>
+      <w:r>
+        <w:t>Use a fresh case after support</w:t>
+      </w:r>
+    </w:p>
+    <w:p>
+      <w:pPr>
+        <w:spacing w:line="336" w:lineRule="auto" w:after="180"/>
+        <w:shd w:fill="FFF5E6"/>
+      </w:pPr>
+      <w:r>
+        <w:rPr>
+          <w:b w:val="0"/>
+        </w:rPr>
         <w:t>INDEPENDENCE  After support is removed, repeat the proof with a fresh case.</w:t>
       </w:r>
     </w:p>
@@ -2755,7 +4839,13 @@
       </w:r>
     </w:p>
     <w:p>
-      <w:r>
+      <w:pPr>
+        <w:spacing w:line="336" w:lineRule="auto" w:after="180"/>
+      </w:pPr>
+      <w:r>
+        <w:rPr>
+          <w:b w:val="0"/>
+        </w:rPr>
         <w:t>Before trying: what do I expect, and why? While trying: which step could first go wrong? Afterwards: what did I actually observe, and what should change? Keep “not run” if you only traced the procedure.</w:t>
       </w:r>
     </w:p>
@@ -2769,6 +4859,17 @@
     </w:p>
     <w:p>
       <w:r>
+        <w:t>Move from recall to tracing, diagnosis and transfer in Repeating Efficiently. Explain why each step is justified.</w:t>
+      </w:r>
+    </w:p>
+    <w:p>
+      <w:pPr>
+        <w:spacing w:line="336" w:lineRule="auto" w:after="180"/>
+      </w:pPr>
+      <w:r>
+        <w:rPr>
+          <w:b/>
+        </w:rPr>
         <w:t>PRACTICE LADDER</w:t>
       </w:r>
     </w:p>
@@ -2781,7 +4882,13 @@
       </w:r>
     </w:p>
     <w:p>
-      <w:r>
+      <w:pPr>
+        <w:spacing w:line="336" w:lineRule="auto" w:after="180"/>
+      </w:pPr>
+      <w:r>
+        <w:rPr>
+          <w:b w:val="0"/>
+        </w:rPr>
         <w:t>Each step asks for a stronger kind of understanding.</w:t>
       </w:r>
     </w:p>
@@ -2822,42 +4929,214 @@
       </w:r>
     </w:p>
     <w:p>
-      <w:r>
-        <w:t>RECALL  Define loop.</w:t>
-      </w:r>
-    </w:p>
-    <w:p>
-      <w:r>
-        <w:t>EXPLAIN  A loop repeats a useful step until a stopping condition is met.</w:t>
-      </w:r>
-    </w:p>
-    <w:p>
-      <w:r>
-        <w:t>TRACE  Show the input, process, and output.</w:t>
-      </w:r>
-    </w:p>
-    <w:p>
-      <w:r>
-        <w:t>DIAGNOSE  Repair: A loop is just copying the same words many times.</w:t>
-      </w:r>
-    </w:p>
-    <w:p>
-      <w:r>
+      <w:pPr>
+        <w:spacing w:line="336" w:lineRule="auto" w:after="180"/>
+        <w:shd w:fill="F4F9FC"/>
+      </w:pPr>
+      <w:r>
+        <w:rPr>
+          <w:b w:val="0"/>
+        </w:rPr>
+        <w:t xml:space="preserve">RECALL  Define </w:t>
+      </w:r>
+      <w:r>
+        <w:rPr>
+          <w:b/>
+        </w:rPr>
+        <w:t>loop</w:t>
+      </w:r>
+      <w:r>
+        <w:rPr>
+          <w:b w:val="0"/>
+        </w:rPr>
+        <w:t>.</w:t>
+      </w:r>
+    </w:p>
+    <w:p>
+      <w:pPr>
+        <w:spacing w:line="336" w:lineRule="auto" w:after="180"/>
+        <w:shd w:fill="F4F9FC"/>
+      </w:pPr>
+      <w:r>
+        <w:rPr>
+          <w:b w:val="0"/>
+        </w:rPr>
+        <w:t xml:space="preserve">EXPLAIN  A </w:t>
+      </w:r>
+      <w:r>
+        <w:rPr>
+          <w:b/>
+        </w:rPr>
+        <w:t>loop</w:t>
+      </w:r>
+      <w:r>
+        <w:rPr>
+          <w:b w:val="0"/>
+        </w:rPr>
+        <w:t xml:space="preserve"> repeats a useful step until a </w:t>
+      </w:r>
+      <w:r>
+        <w:rPr>
+          <w:b/>
+        </w:rPr>
+        <w:t>stopping condition</w:t>
+      </w:r>
+      <w:r>
+        <w:rPr>
+          <w:b w:val="0"/>
+        </w:rPr>
+        <w:t xml:space="preserve"> is met.</w:t>
+      </w:r>
+    </w:p>
+    <w:p>
+      <w:pPr>
+        <w:spacing w:line="336" w:lineRule="auto" w:after="180"/>
+        <w:shd w:fill="F4F9FC"/>
+      </w:pPr>
+      <w:r>
+        <w:rPr>
+          <w:b w:val="0"/>
+        </w:rPr>
+        <w:t xml:space="preserve">TRACE  Show the </w:t>
+      </w:r>
+      <w:r>
+        <w:rPr>
+          <w:b/>
+        </w:rPr>
+        <w:t>input</w:t>
+      </w:r>
+      <w:r>
+        <w:rPr>
+          <w:b w:val="0"/>
+        </w:rPr>
+        <w:t xml:space="preserve">, </w:t>
+      </w:r>
+      <w:r>
+        <w:rPr>
+          <w:b/>
+        </w:rPr>
+        <w:t>process</w:t>
+      </w:r>
+      <w:r>
+        <w:rPr>
+          <w:b w:val="0"/>
+        </w:rPr>
+        <w:t xml:space="preserve">, and </w:t>
+      </w:r>
+      <w:r>
+        <w:rPr>
+          <w:b/>
+        </w:rPr>
+        <w:t>output</w:t>
+      </w:r>
+      <w:r>
+        <w:rPr>
+          <w:b w:val="0"/>
+        </w:rPr>
+        <w:t>.</w:t>
+      </w:r>
+    </w:p>
+    <w:p>
+      <w:pPr>
+        <w:spacing w:line="336" w:lineRule="auto" w:after="180"/>
+        <w:shd w:fill="F4F9FC"/>
+      </w:pPr>
+      <w:r>
+        <w:rPr>
+          <w:b w:val="0"/>
+        </w:rPr>
+        <w:t xml:space="preserve">DIAGNOSE  Repair: A </w:t>
+      </w:r>
+      <w:r>
+        <w:rPr>
+          <w:b/>
+        </w:rPr>
+        <w:t>loop</w:t>
+      </w:r>
+      <w:r>
+        <w:rPr>
+          <w:b w:val="0"/>
+        </w:rPr>
+        <w:t xml:space="preserve"> is just copying the same words many times.</w:t>
+      </w:r>
+    </w:p>
+    <w:p>
+      <w:pPr>
+        <w:spacing w:line="336" w:lineRule="auto" w:after="180"/>
+        <w:shd w:fill="F4F9FC"/>
+      </w:pPr>
+      <w:r>
+        <w:rPr>
+          <w:b w:val="0"/>
+        </w:rPr>
         <w:t>TRANSFER  Apply the idea to a new home or classroom case.</w:t>
       </w:r>
     </w:p>
     <w:p>
-      <w:r>
+      <w:pPr>
+        <w:spacing w:line="336" w:lineRule="auto" w:after="180"/>
+        <w:shd w:fill="F4F9FC"/>
+      </w:pPr>
+      <w:r>
+        <w:rPr>
+          <w:b w:val="0"/>
+        </w:rPr>
         <w:t>CREATE  Design one revealing test.</w:t>
       </w:r>
     </w:p>
     <w:p>
-      <w:r>
-        <w:t>DEFEND  Give a claim, evidence, mechanism, limit, and safe action.</w:t>
-      </w:r>
-    </w:p>
-    <w:p>
-      <w:r>
+      <w:pPr>
+        <w:spacing w:line="336" w:lineRule="auto" w:after="180"/>
+        <w:shd w:fill="F4F9FC"/>
+      </w:pPr>
+      <w:r>
+        <w:rPr>
+          <w:b w:val="0"/>
+        </w:rPr>
+        <w:t xml:space="preserve">DEFEND  Give a claim, </w:t>
+      </w:r>
+      <w:r>
+        <w:rPr>
+          <w:b/>
+        </w:rPr>
+        <w:t>evidence</w:t>
+      </w:r>
+      <w:r>
+        <w:rPr>
+          <w:b w:val="0"/>
+        </w:rPr>
+        <w:t xml:space="preserve">, </w:t>
+      </w:r>
+      <w:r>
+        <w:rPr>
+          <w:b/>
+        </w:rPr>
+        <w:t>mechanism</w:t>
+      </w:r>
+      <w:r>
+        <w:rPr>
+          <w:b w:val="0"/>
+        </w:rPr>
+        <w:t>, limit, and safe action.</w:t>
+      </w:r>
+    </w:p>
+    <w:p>
+      <w:pPr>
+        <w:pStyle w:val="Heading3"/>
+      </w:pPr>
+      <w:r>
+        <w:t>When to retry</w:t>
+      </w:r>
+    </w:p>
+    <w:p>
+      <w:pPr>
+        <w:spacing w:line="336" w:lineRule="auto" w:after="180"/>
+        <w:shd w:fill="F1F6F8"/>
+      </w:pPr>
+      <w:r>
+        <w:rPr>
+          <w:b w:val="0"/>
+        </w:rPr>
         <w:t>RETRY RULE  A coached answer becomes mastery only after you solve a different case independently.</w:t>
       </w:r>
     </w:p>
@@ -2871,6 +5150,17 @@
     </w:p>
     <w:p>
       <w:r>
+        <w:t>Apply this week’s idea to Helpful Classroom Sorter. Keep an annotated decision and the evidence supporting it.</w:t>
+      </w:r>
+    </w:p>
+    <w:p>
+      <w:pPr>
+        <w:spacing w:line="336" w:lineRule="auto" w:after="180"/>
+      </w:pPr>
+      <w:r>
+        <w:rPr>
+          <w:b/>
+        </w:rPr>
         <w:t>PROJECT</w:t>
       </w:r>
     </w:p>
@@ -2883,8 +5173,26 @@
       </w:r>
     </w:p>
     <w:p>
-      <w:r>
-        <w:t>Build one coherent system across the year, one evidence-based decision at a time.</w:t>
+      <w:pPr>
+        <w:spacing w:line="336" w:lineRule="auto" w:after="180"/>
+      </w:pPr>
+      <w:r>
+        <w:rPr>
+          <w:b w:val="0"/>
+        </w:rPr>
+        <w:t xml:space="preserve">Build one coherent system across the year, one </w:t>
+      </w:r>
+      <w:r>
+        <w:rPr>
+          <w:b/>
+        </w:rPr>
+        <w:t>evidence</w:t>
+      </w:r>
+      <w:r>
+        <w:rPr>
+          <w:b w:val="0"/>
+        </w:rPr>
+        <w:t>-based decision at a time.</w:t>
       </w:r>
     </w:p>
     <w:p>
@@ -2924,32 +5232,110 @@
       </w:r>
     </w:p>
     <w:p>
-      <w:r>
-        <w:t>THIS WEEK'S CHECKPOINT  Use a loop to process each item card in the test pile, with an explicit stop when no cards remain.</w:t>
-      </w:r>
-    </w:p>
-    <w:p>
-      <w:r>
+      <w:pPr>
+        <w:spacing w:line="336" w:lineRule="auto" w:after="180"/>
+        <w:shd w:fill="EDF7F3"/>
+      </w:pPr>
+      <w:r>
+        <w:rPr>
+          <w:b w:val="0"/>
+        </w:rPr>
+        <w:t xml:space="preserve">THIS WEEK'S CHECKPOINT  Use a </w:t>
+      </w:r>
+      <w:r>
+        <w:rPr>
+          <w:b/>
+        </w:rPr>
+        <w:t>loop</w:t>
+      </w:r>
+      <w:r>
+        <w:rPr>
+          <w:b w:val="0"/>
+        </w:rPr>
+        <w:t xml:space="preserve"> to </w:t>
+      </w:r>
+      <w:r>
+        <w:rPr>
+          <w:b/>
+        </w:rPr>
+        <w:t>process</w:t>
+      </w:r>
+      <w:r>
+        <w:rPr>
+          <w:b w:val="0"/>
+        </w:rPr>
+        <w:t xml:space="preserve"> each item card in the test pile, with an explicit stop when no cards remain.</w:t>
+      </w:r>
+    </w:p>
+    <w:p>
+      <w:pPr>
+        <w:spacing w:line="336" w:lineRule="auto" w:after="180"/>
+        <w:shd w:fill="F5F1FB"/>
+      </w:pPr>
+      <w:r>
+        <w:rPr>
+          <w:b w:val="0"/>
+        </w:rPr>
         <w:t>What real classroom need does this serve?</w:t>
       </w:r>
     </w:p>
     <w:p>
-      <w:r>
+      <w:pPr>
+        <w:spacing w:line="336" w:lineRule="auto" w:after="180"/>
+        <w:shd w:fill="F5F1FB"/>
+      </w:pPr>
+      <w:r>
+        <w:rPr>
+          <w:b w:val="0"/>
+        </w:rPr>
         <w:t>What information is necessary—and what should stay private?</w:t>
       </w:r>
     </w:p>
     <w:p>
-      <w:r>
-        <w:t>What happens inside the process?</w:t>
-      </w:r>
-    </w:p>
-    <w:p>
-      <w:r>
+      <w:pPr>
+        <w:spacing w:line="336" w:lineRule="auto" w:after="180"/>
+        <w:shd w:fill="F5F1FB"/>
+      </w:pPr>
+      <w:r>
+        <w:rPr>
+          <w:b w:val="0"/>
+        </w:rPr>
+        <w:t xml:space="preserve">What happens inside the </w:t>
+      </w:r>
+      <w:r>
+        <w:rPr>
+          <w:b/>
+        </w:rPr>
+        <w:t>process</w:t>
+      </w:r>
+      <w:r>
+        <w:rPr>
+          <w:b w:val="0"/>
+        </w:rPr>
+        <w:t>?</w:t>
+      </w:r>
+    </w:p>
+    <w:p>
+      <w:pPr>
+        <w:spacing w:line="336" w:lineRule="auto" w:after="180"/>
+        <w:shd w:fill="F5F1FB"/>
+      </w:pPr>
+      <w:r>
+        <w:rPr>
+          <w:b w:val="0"/>
+        </w:rPr>
         <w:t>What normal and edge cases will you test?</w:t>
       </w:r>
     </w:p>
     <w:p>
-      <w:r>
+      <w:pPr>
+        <w:spacing w:line="336" w:lineRule="auto" w:after="180"/>
+        <w:shd w:fill="F5F1FB"/>
+      </w:pPr>
+      <w:r>
+        <w:rPr>
+          <w:b w:val="0"/>
+        </w:rPr>
         <w:t>When should it say not sure or ask a person?</w:t>
       </w:r>
     </w:p>
@@ -2990,12 +5376,33 @@
       </w:r>
     </w:p>
     <w:p>
-      <w:r>
+      <w:pPr>
+        <w:pStyle w:val="Heading3"/>
+      </w:pPr>
+      <w:r>
+        <w:t>Responsible design</w:t>
+      </w:r>
+    </w:p>
+    <w:p>
+      <w:pPr>
+        <w:spacing w:line="336" w:lineRule="auto" w:after="180"/>
+        <w:shd w:fill="FFF5E6"/>
+      </w:pPr>
+      <w:r>
+        <w:rPr>
+          <w:b w:val="0"/>
+        </w:rPr>
         <w:t>RESPONSIBLE DESIGN  Repeat forever is not an efficient algorithm unless endless operation is truly the goal and can be stopped safely.</w:t>
       </w:r>
     </w:p>
     <w:p>
-      <w:r>
+      <w:pPr>
+        <w:spacing w:line="336" w:lineRule="auto" w:after="180"/>
+      </w:pPr>
+      <w:r>
+        <w:rPr>
+          <w:b w:val="0"/>
+        </w:rPr>
         <w:t>My project decision:</w:t>
       </w:r>
     </w:p>
@@ -3008,8 +5415,38 @@
       </w:r>
     </w:p>
     <w:p>
-      <w:r>
-        <w:t>Give any repeated sorter step an explicit stopping condition and trace a zero-iteration example.</w:t>
+      <w:pPr>
+        <w:spacing w:line="336" w:lineRule="auto" w:after="180"/>
+      </w:pPr>
+      <w:r>
+        <w:rPr>
+          <w:b w:val="0"/>
+        </w:rPr>
+        <w:t xml:space="preserve">Give any repeated sorter step an explicit </w:t>
+      </w:r>
+      <w:r>
+        <w:rPr>
+          <w:b/>
+        </w:rPr>
+        <w:t>stopping condition</w:t>
+      </w:r>
+      <w:r>
+        <w:rPr>
+          <w:b w:val="0"/>
+        </w:rPr>
+        <w:t xml:space="preserve"> and trace a zero-</w:t>
+      </w:r>
+      <w:r>
+        <w:rPr>
+          <w:b/>
+        </w:rPr>
+        <w:t>iteration</w:t>
+      </w:r>
+      <w:r>
+        <w:rPr>
+          <w:b w:val="0"/>
+        </w:rPr>
+        <w:t xml:space="preserve"> example.</w:t>
       </w:r>
     </w:p>
     <w:p>
@@ -3022,6 +5459,17 @@
     </w:p>
     <w:p>
       <w:r>
+        <w:t>Use a genuinely new case for independent evidence. Previously discussed examples remain practice; use the separately named independent case before feedback.</w:t>
+      </w:r>
+    </w:p>
+    <w:p>
+      <w:pPr>
+        <w:spacing w:line="336" w:lineRule="auto" w:after="180"/>
+      </w:pPr>
+      <w:r>
+        <w:rPr>
+          <w:b/>
+        </w:rPr>
         <w:t>MASTERY</w:t>
       </w:r>
     </w:p>
@@ -3034,7 +5482,13 @@
       </w:r>
     </w:p>
     <w:p>
-      <w:r>
+      <w:pPr>
+        <w:spacing w:line="336" w:lineRule="auto" w:after="180"/>
+      </w:pPr>
+      <w:r>
+        <w:rPr>
+          <w:b w:val="0"/>
+        </w:rPr>
         <w:t>Complete this after teaching and guided practice have ended.</w:t>
       </w:r>
     </w:p>
@@ -3075,53 +5529,260 @@
       </w:r>
     </w:p>
     <w:p>
-      <w:r>
-        <w:t>REQUIRED PROOF  Compress a repeated drawing into a loop, predict the iteration count, and explain what makes it stop.</w:t>
-      </w:r>
-    </w:p>
-    <w:p>
-      <w:r>
+      <w:pPr>
+        <w:pStyle w:val="Heading3"/>
+      </w:pPr>
+      <w:r>
+        <w:t>What success looks like</w:t>
+      </w:r>
+    </w:p>
+    <w:p>
+      <w:pPr>
+        <w:spacing w:line="336" w:lineRule="auto" w:after="180"/>
+        <w:shd w:fill="EDF7F3"/>
+      </w:pPr>
+      <w:r>
+        <w:rPr>
+          <w:b w:val="0"/>
+        </w:rPr>
+        <w:t xml:space="preserve">REQUIRED PROOF  Compress a repeated drawing into a </w:t>
+      </w:r>
+      <w:r>
+        <w:rPr>
+          <w:b/>
+        </w:rPr>
+        <w:t>loop</w:t>
+      </w:r>
+      <w:r>
+        <w:rPr>
+          <w:b w:val="0"/>
+        </w:rPr>
+        <w:t xml:space="preserve">, predict the </w:t>
+      </w:r>
+      <w:r>
+        <w:rPr>
+          <w:b/>
+        </w:rPr>
+        <w:t>iteration</w:t>
+      </w:r>
+      <w:r>
+        <w:rPr>
+          <w:b w:val="0"/>
+        </w:rPr>
+        <w:t xml:space="preserve"> count, and explain what makes it stop.</w:t>
+      </w:r>
+    </w:p>
+    <w:p>
+      <w:pPr>
+        <w:spacing w:line="336" w:lineRule="auto" w:after="180"/>
+      </w:pPr>
+      <w:r>
+        <w:rPr>
+          <w:b w:val="0"/>
+        </w:rPr>
         <w:t>□ Name or draw the fresh case.</w:t>
       </w:r>
     </w:p>
     <w:p>
-      <w:r>
-        <w:t>□ Trace input, process, and output.</w:t>
-      </w:r>
-    </w:p>
-    <w:p>
-      <w:r>
-        <w:t>□ State the conclusion and strongest evidence.</w:t>
-      </w:r>
-    </w:p>
-    <w:p>
-      <w:r>
+      <w:pPr>
+        <w:spacing w:line="336" w:lineRule="auto" w:after="180"/>
+      </w:pPr>
+      <w:r>
+        <w:rPr>
+          <w:b w:val="0"/>
+        </w:rPr>
+        <w:t xml:space="preserve">□ Trace </w:t>
+      </w:r>
+      <w:r>
+        <w:rPr>
+          <w:b/>
+        </w:rPr>
+        <w:t>input</w:t>
+      </w:r>
+      <w:r>
+        <w:rPr>
+          <w:b w:val="0"/>
+        </w:rPr>
+        <w:t xml:space="preserve">, </w:t>
+      </w:r>
+      <w:r>
+        <w:rPr>
+          <w:b/>
+        </w:rPr>
+        <w:t>process</w:t>
+      </w:r>
+      <w:r>
+        <w:rPr>
+          <w:b w:val="0"/>
+        </w:rPr>
+        <w:t xml:space="preserve">, and </w:t>
+      </w:r>
+      <w:r>
+        <w:rPr>
+          <w:b/>
+        </w:rPr>
+        <w:t>output</w:t>
+      </w:r>
+      <w:r>
+        <w:rPr>
+          <w:b w:val="0"/>
+        </w:rPr>
+        <w:t>.</w:t>
+      </w:r>
+    </w:p>
+    <w:p>
+      <w:pPr>
+        <w:spacing w:line="336" w:lineRule="auto" w:after="180"/>
+      </w:pPr>
+      <w:r>
+        <w:rPr>
+          <w:b w:val="0"/>
+        </w:rPr>
+        <w:t xml:space="preserve">□ State the conclusion and strongest </w:t>
+      </w:r>
+      <w:r>
+        <w:rPr>
+          <w:b/>
+        </w:rPr>
+        <w:t>evidence</w:t>
+      </w:r>
+      <w:r>
+        <w:rPr>
+          <w:b w:val="0"/>
+        </w:rPr>
+        <w:t>.</w:t>
+      </w:r>
+    </w:p>
+    <w:p>
+      <w:pPr>
+        <w:spacing w:line="336" w:lineRule="auto" w:after="180"/>
+      </w:pPr>
+      <w:r>
+        <w:rPr>
+          <w:b w:val="0"/>
+        </w:rPr>
         <w:t>□ Name one limit, failure, missing clue, or fairness/privacy concern.</w:t>
       </w:r>
     </w:p>
     <w:p>
-      <w:r>
+      <w:pPr>
+        <w:spacing w:line="336" w:lineRule="auto" w:after="180"/>
+      </w:pPr>
+      <w:r>
+        <w:rPr>
+          <w:b w:val="0"/>
+        </w:rPr>
         <w:t>□ Explain one safe next action or improvement.</w:t>
       </w:r>
     </w:p>
     <w:p>
-      <w:r>
-        <w:t>Independent evidence:</w:t>
-      </w:r>
-    </w:p>
-    <w:p>
-      <w:r>
-        <w:t>SELF-CHECK  Place only the repeated steps inside the loop, initialize the counter, update it once per pass, and stop after the required count. Trace each iteration to catch one-too-many or one-too-few errors.</w:t>
-      </w:r>
-    </w:p>
-    <w:p>
-      <w:r>
+      <w:pPr>
+        <w:spacing w:line="336" w:lineRule="auto" w:after="180"/>
+      </w:pPr>
+      <w:r>
+        <w:rPr>
+          <w:b w:val="0"/>
+        </w:rPr>
+        <w:t xml:space="preserve">Independent </w:t>
+      </w:r>
+      <w:r>
+        <w:rPr>
+          <w:b/>
+        </w:rPr>
+        <w:t>evidence</w:t>
+      </w:r>
+      <w:r>
+        <w:rPr>
+          <w:b w:val="0"/>
+        </w:rPr>
+        <w:t>:</w:t>
+      </w:r>
+    </w:p>
+    <w:p>
+      <w:pPr>
+        <w:pStyle w:val="Heading3"/>
+      </w:pPr>
+      <w:r>
+        <w:t>Check your explanation</w:t>
+      </w:r>
+    </w:p>
+    <w:p>
+      <w:pPr>
+        <w:spacing w:line="336" w:lineRule="auto" w:after="180"/>
+        <w:shd w:fill="F5F1FB"/>
+      </w:pPr>
+      <w:r>
+        <w:rPr>
+          <w:b w:val="0"/>
+        </w:rPr>
+        <w:t xml:space="preserve">SELF-CHECK  Place only the repeated steps inside the </w:t>
+      </w:r>
+      <w:r>
+        <w:rPr>
+          <w:b/>
+        </w:rPr>
+        <w:t>loop</w:t>
+      </w:r>
+      <w:r>
+        <w:rPr>
+          <w:b w:val="0"/>
+        </w:rPr>
+        <w:t xml:space="preserve">, initialize the counter, update it once per pass, and stop after the required count. Trace each </w:t>
+      </w:r>
+      <w:r>
+        <w:rPr>
+          <w:b/>
+        </w:rPr>
+        <w:t>iteration</w:t>
+      </w:r>
+      <w:r>
+        <w:rPr>
+          <w:b w:val="0"/>
+        </w:rPr>
+        <w:t xml:space="preserve"> to catch one-too-many or one-too-few errors.</w:t>
+      </w:r>
+    </w:p>
+    <w:p>
+      <w:pPr>
+        <w:spacing w:line="336" w:lineRule="auto" w:after="180"/>
+      </w:pPr>
+      <w:r>
+        <w:rPr>
+          <w:b w:val="0"/>
+        </w:rPr>
         <w:t>My level:  □ Not yet  □ With one hint  □ Independently  □ I can teach it</w:t>
       </w:r>
     </w:p>
     <w:p>
-      <w:r>
-        <w:t>NEXT BRIDGE  Carry today's evidence habit into: Debug the Cause.</w:t>
+      <w:pPr>
+        <w:pStyle w:val="Heading3"/>
+      </w:pPr>
+      <w:r>
+        <w:t>Connect to the next lesson</w:t>
+      </w:r>
+    </w:p>
+    <w:p>
+      <w:pPr>
+        <w:spacing w:line="336" w:lineRule="auto" w:after="180"/>
+        <w:shd w:fill="F1F6F8"/>
+      </w:pPr>
+      <w:r>
+        <w:rPr>
+          <w:b w:val="0"/>
+        </w:rPr>
+        <w:t xml:space="preserve">NEXT BRIDGE  Carry today's </w:t>
+      </w:r>
+      <w:r>
+        <w:rPr>
+          <w:b/>
+        </w:rPr>
+        <w:t>evidence</w:t>
+      </w:r>
+      <w:r>
+        <w:rPr>
+          <w:b w:val="0"/>
+        </w:rPr>
+        <w:t xml:space="preserve"> habit into: Debug the Cause.</w:t>
       </w:r>
     </w:p>
     <w:p>
@@ -3133,6 +5794,11 @@
       </w:r>
     </w:p>
     <w:p>
+      <w:r>
+        <w:t>Revisit the complete Repeating Efficiently case for supported practice. Repeated examples do not become fresh assessments.</w:t>
+      </w:r>
+    </w:p>
+    <w:p>
       <w:pPr>
         <w:pStyle w:val="Heading3"/>
       </w:pPr>
@@ -3141,7 +5807,13 @@
       </w:r>
     </w:p>
     <w:p>
-      <w:r>
+      <w:pPr>
+        <w:spacing w:line="336" w:lineRule="auto" w:after="180"/>
+      </w:pPr>
+      <w:r>
+        <w:rPr>
+          <w:b w:val="0"/>
+        </w:rPr>
         <w:t>Use the supplied details to practise the weekly concept before attempting the independent question. This case extends the illustrated lesson.</w:t>
       </w:r>
     </w:p>
@@ -3154,7 +5826,13 @@
       </w:r>
     </w:p>
     <w:p>
-      <w:r>
+      <w:pPr>
+        <w:spacing w:line="336" w:lineRule="auto" w:after="180"/>
+      </w:pPr>
+      <w:r>
+        <w:rPr>
+          <w:b w:val="0"/>
+        </w:rPr>
         <w:t>Repeat take the next unstamped card and stamp it four times.</w:t>
       </w:r>
     </w:p>
@@ -3167,7 +5845,14 @@
       </w:r>
     </w:p>
     <w:p>
-      <w:r>
+      <w:pPr>
+        <w:spacing w:line="336" w:lineRule="auto" w:after="180"/>
+        <w:shd w:fill="F5F1FB"/>
+      </w:pPr>
+      <w:r>
+        <w:rPr>
+          <w:b w:val="0"/>
+        </w:rPr>
         <w:t>How many cards are stamped? What assumption matters?</w:t>
       </w:r>
     </w:p>
@@ -3180,7 +5865,13 @@
       </w:r>
     </w:p>
     <w:p>
-      <w:r>
+      <w:pPr>
+        <w:spacing w:line="336" w:lineRule="auto" w:after="180"/>
+      </w:pPr>
+      <w:r>
+        <w:rPr>
+          <w:b w:val="0"/>
+        </w:rPr>
         <w:t>Four, provided four unstamped cards exist and each repeat takes the next one. A limit or end-of-stack check prevents continuing indefinitely.</w:t>
       </w:r>
     </w:p>
@@ -3193,7 +5884,14 @@
       </w:r>
     </w:p>
     <w:p>
-      <w:r>
+      <w:pPr>
+        <w:spacing w:line="336" w:lineRule="auto" w:after="180"/>
+        <w:shd w:fill="F5F1FB"/>
+      </w:pPr>
+      <w:r>
+        <w:rPr>
+          <w:b w:val="0"/>
+        </w:rPr>
         <w:t>Which detail supports the answer, and why does it matter?</w:t>
       </w:r>
     </w:p>
@@ -3393,17 +6091,36 @@
       </w:tr>
     </w:tbl>
     <w:p>
-      <w:r>
+      <w:pPr>
+        <w:spacing w:line="336" w:lineRule="auto" w:after="180"/>
+      </w:pPr>
+      <w:r>
+        <w:rPr>
+          <w:b w:val="0"/>
+        </w:rPr>
         <w:t>Repeat take the next unstamped card and stamp it four times.</w:t>
       </w:r>
     </w:p>
     <w:p>
-      <w:r>
+      <w:pPr>
+        <w:spacing w:line="336" w:lineRule="auto" w:after="180"/>
+        <w:shd w:fill="F5F1FB"/>
+      </w:pPr>
+      <w:r>
+        <w:rPr>
+          <w:b w:val="0"/>
+        </w:rPr>
         <w:t>How many cards are stamped? What assumption matters?</w:t>
       </w:r>
     </w:p>
     <w:p>
-      <w:r>
+      <w:pPr>
+        <w:spacing w:line="336" w:lineRule="auto" w:after="180"/>
+      </w:pPr>
+      <w:r>
+        <w:rPr>
+          <w:b w:val="0"/>
+        </w:rPr>
         <w:t>Four, provided four unstamped cards exist and each repeat takes the next one. A limit or end-of-stack check prevents continuing indefinitely.</w:t>
       </w:r>
     </w:p>
@@ -3416,6 +6133,11 @@
       </w:r>
     </w:p>
     <w:p>
+      <w:r>
+        <w:t>Attempt the reserved new case before feedback. Record support; the earlier examples below remain additional practice.</w:t>
+      </w:r>
+    </w:p>
+    <w:p>
       <w:pPr>
         <w:pStyle w:val="Heading3"/>
       </w:pPr>
@@ -3424,8 +6146,37 @@
       </w:r>
     </w:p>
     <w:p>
-      <w:r>
-        <w:t>A paper countdown starts at 7. While remaining is above 1, subtract 2. When false, report and stop. Trace the run and count iterations. Repeat from 6 and from 1. Explain why the final value need not equal 1. What happens from 7 if subtract 2 is replaced by subtract 0?</w:t>
+      <w:pPr>
+        <w:spacing w:line="336" w:lineRule="auto" w:after="180"/>
+      </w:pPr>
+      <w:r>
+        <w:rPr>
+          <w:b w:val="0"/>
+        </w:rPr>
+        <w:t xml:space="preserve">A paper countdown starts at 7. While remaining is above 1, subtract 2. When false, report and stop. Trace the run and count </w:t>
+      </w:r>
+      <w:r>
+        <w:rPr>
+          <w:b/>
+        </w:rPr>
+        <w:t>iteration</w:t>
+      </w:r>
+      <w:r>
+        <w:rPr>
+          <w:b w:val="0"/>
+        </w:rPr>
+        <w:t>s. Repeat from 6 and from 1. Explain why the final value need not equal 1.</w:t>
+      </w:r>
+    </w:p>
+    <w:p>
+      <w:pPr>
+        <w:spacing w:line="336" w:lineRule="auto" w:after="180"/>
+      </w:pPr>
+      <w:r>
+        <w:rPr>
+          <w:b w:val="0"/>
+        </w:rPr>
+        <w:t>What happens from 7 if subtract 2 is replaced by subtract 0?</w:t>
       </w:r>
     </w:p>
     <w:p>
@@ -3472,7 +6223,13 @@
       </w:r>
     </w:p>
     <w:p>
-      <w:r>
+      <w:pPr>
+        <w:spacing w:line="336" w:lineRule="auto" w:after="180"/>
+      </w:pPr>
+      <w:r>
+        <w:rPr>
+          <w:b w:val="0"/>
+        </w:rPr>
         <w:t>Attempt this case before feedback. Record any help. Earlier examples below are further practice; a case already practised with feedback cannot establish fresh transfer.</w:t>
       </w:r>
     </w:p>
@@ -3485,18 +6242,43 @@
       </w:r>
     </w:p>
     <w:p>
-      <w:r>
+      <w:pPr>
+        <w:spacing w:line="336" w:lineRule="auto" w:after="180"/>
+      </w:pPr>
+      <w:r>
+        <w:rPr>
+          <w:b w:val="0"/>
+        </w:rPr>
         <w:t>Close the worked explanation. Apply the idea to this different question without copying.</w:t>
       </w:r>
     </w:p>
     <w:p>
-      <w:r>
+      <w:pPr>
+        <w:spacing w:line="336" w:lineRule="auto" w:after="180"/>
+        <w:shd w:fill="F5F1FB"/>
+      </w:pPr>
+      <w:r>
+        <w:rPr>
+          <w:b w:val="0"/>
+        </w:rPr>
         <w:t>Repeat clap then tap three times. Write the complete sequence. How many actions occur? What would happen if the stopping instruction were missing?</w:t>
       </w:r>
     </w:p>
     <w:p>
-      <w:r>
-        <w:t>My answer, with a trace, calculation or supporting evidence</w:t>
+      <w:pPr>
+        <w:spacing w:line="336" w:lineRule="auto" w:after="180"/>
+      </w:pPr>
+      <w:r>
+        <w:rPr>
+          <w:b w:val="0"/>
+        </w:rPr>
+        <w:t xml:space="preserve">My answer, with a trace, calculation or supporting </w:t>
+      </w:r>
+      <w:r>
+        <w:rPr>
+          <w:b/>
+        </w:rPr>
+        <w:t>evidence</w:t>
       </w:r>
     </w:p>
     <w:p>
@@ -3541,13 +6323,37 @@
       </w:r>
     </w:p>
     <w:p>
-      <w:r>
+      <w:pPr>
+        <w:spacing w:line="336" w:lineRule="auto" w:after="180"/>
+      </w:pPr>
+      <w:r>
+        <w:rPr>
+          <w:b w:val="0"/>
+        </w:rPr>
         <w:t>Change one relevant detail. Predict the result before testing. Include a boundary or missing-information case when it helps reveal a limit.</w:t>
       </w:r>
     </w:p>
     <w:p>
-      <w:r>
-        <w:t>My changed input and expected result</w:t>
+      <w:pPr>
+        <w:spacing w:line="336" w:lineRule="auto" w:after="180"/>
+      </w:pPr>
+      <w:r>
+        <w:rPr>
+          <w:b w:val="0"/>
+        </w:rPr>
+        <w:t xml:space="preserve">My changed </w:t>
+      </w:r>
+      <w:r>
+        <w:rPr>
+          <w:b/>
+        </w:rPr>
+        <w:t>input</w:t>
+      </w:r>
+      <w:r>
+        <w:rPr>
+          <w:b w:val="0"/>
+        </w:rPr>
+        <w:t xml:space="preserve"> and expected result</w:t>
       </w:r>
     </w:p>
     <w:p>
@@ -3592,13 +6398,61 @@
       </w:r>
     </w:p>
     <w:p>
-      <w:r>
-        <w:t>Use a loop to process each item card in the test pile, with an explicit stop when no cards remain.</w:t>
-      </w:r>
-    </w:p>
-    <w:p>
-      <w:r>
-        <w:t>The evidence I will keep</w:t>
+      <w:pPr>
+        <w:spacing w:line="336" w:lineRule="auto" w:after="180"/>
+      </w:pPr>
+      <w:r>
+        <w:rPr>
+          <w:b w:val="0"/>
+        </w:rPr>
+        <w:t xml:space="preserve">Use a </w:t>
+      </w:r>
+      <w:r>
+        <w:rPr>
+          <w:b/>
+        </w:rPr>
+        <w:t>loop</w:t>
+      </w:r>
+      <w:r>
+        <w:rPr>
+          <w:b w:val="0"/>
+        </w:rPr>
+        <w:t xml:space="preserve"> to </w:t>
+      </w:r>
+      <w:r>
+        <w:rPr>
+          <w:b/>
+        </w:rPr>
+        <w:t>process</w:t>
+      </w:r>
+      <w:r>
+        <w:rPr>
+          <w:b w:val="0"/>
+        </w:rPr>
+        <w:t xml:space="preserve"> each item card in the test pile, with an explicit stop when no cards remain.</w:t>
+      </w:r>
+    </w:p>
+    <w:p>
+      <w:pPr>
+        <w:spacing w:line="336" w:lineRule="auto" w:after="180"/>
+      </w:pPr>
+      <w:r>
+        <w:rPr>
+          <w:b w:val="0"/>
+        </w:rPr>
+        <w:t xml:space="preserve">The </w:t>
+      </w:r>
+      <w:r>
+        <w:rPr>
+          <w:b/>
+        </w:rPr>
+        <w:t>evidence</w:t>
+      </w:r>
+      <w:r>
+        <w:rPr>
+          <w:b w:val="0"/>
+        </w:rPr>
+        <w:t xml:space="preserve"> I will keep</w:t>
       </w:r>
     </w:p>
     <w:p>
@@ -3635,8 +6489,26 @@
       </w:r>
     </w:p>
     <w:p>
-      <w:r>
-        <w:t>Your teacher has the independent answer and scoring criteria. Complete the matching workbook week to keep your practice evidence together.</w:t>
+      <w:pPr>
+        <w:spacing w:line="336" w:lineRule="auto" w:after="180"/>
+      </w:pPr>
+      <w:r>
+        <w:rPr>
+          <w:b w:val="0"/>
+        </w:rPr>
+        <w:t xml:space="preserve">Your teacher has the independent answer and scoring criteria. Complete the matching workbook week to keep your practice </w:t>
+      </w:r>
+      <w:r>
+        <w:rPr>
+          <w:b/>
+        </w:rPr>
+        <w:t>evidence</w:t>
+      </w:r>
+      <w:r>
+        <w:rPr>
+          <w:b w:val="0"/>
+        </w:rPr>
+        <w:t xml:space="preserve"> together.</w:t>
       </w:r>
     </w:p>
     <w:p>
@@ -3648,7 +6520,13 @@
       </w:r>
     </w:p>
     <w:p>
-      <w:r>
+      <w:pPr>
+        <w:spacing w:line="336" w:lineRule="auto" w:after="180"/>
+      </w:pPr>
+      <w:r>
+        <w:rPr>
+          <w:b w:val="0"/>
+        </w:rPr>
         <w:t>A robot stamps the next unstamped card until it has stamped five cards. Only three cards are available. Write a stopping rule that handles both limits and trace the number stamped.</w:t>
       </w:r>
     </w:p>
@@ -3704,8 +6582,25 @@
       </w:r>
     </w:p>
     <w:p>
-      <w:r>
-        <w:t>Attempt the independent case before hints. Record whether you worked alone, used a hint or followed a model. After feedback, fix the first unsupported step and explain why it changed. A later check uses a changed case, not a copied answer.</w:t>
+      <w:pPr>
+        <w:spacing w:line="336" w:lineRule="auto" w:after="180"/>
+      </w:pPr>
+      <w:r>
+        <w:rPr>
+          <w:b w:val="0"/>
+        </w:rPr>
+        <w:t>Attempt the independent case before hints. Record whether you worked alone, used a hint or followed a model. After feedback, fix the first unsupported step and explain why it changed.</w:t>
+      </w:r>
+    </w:p>
+    <w:p>
+      <w:pPr>
+        <w:spacing w:line="336" w:lineRule="auto" w:after="180"/>
+      </w:pPr>
+      <w:r>
+        <w:rPr>
+          <w:b w:val="0"/>
+        </w:rPr>
+        <w:t>A later check uses a changed case, not a copied answer.</w:t>
       </w:r>
     </w:p>
     <w:p>
@@ -3718,6 +6613,17 @@
     </w:p>
     <w:p>
       <w:r>
+        <w:t>Use this map to navigate Repeating Efficiently, connect the goals to tasks and keep one evidence record for each attempt.</w:t>
+      </w:r>
+    </w:p>
+    <w:p>
+      <w:pPr>
+        <w:spacing w:line="336" w:lineRule="auto" w:after="180"/>
+      </w:pPr>
+      <w:r>
+        <w:rPr>
+          <w:b w:val="0"/>
+        </w:rPr>
         <w:t>Start with this question: A fictional paper counter advances through a display until its condition becomes false.</w:t>
       </w:r>
     </w:p>
@@ -3824,13 +6730,61 @@
       </w:tr>
     </w:tbl>
     <w:p>
-      <w:r>
-        <w:t>Remember → watch and explain → try with help → investigate → try independently → keep project evidence. Your teacher may spread this lesson across several classes.</w:t>
-      </w:r>
-    </w:p>
-    <w:p>
-      <w:r>
-        <w:t>Keep your first prediction. Compare it with what the evidence shows and explain any change.</w:t>
+      <w:pPr>
+        <w:spacing w:line="336" w:lineRule="auto" w:after="180"/>
+      </w:pPr>
+      <w:r>
+        <w:rPr>
+          <w:b w:val="0"/>
+        </w:rPr>
+        <w:t xml:space="preserve">Remember → watch and explain → try with help → investigate → try independently → keep project </w:t>
+      </w:r>
+      <w:r>
+        <w:rPr>
+          <w:b/>
+        </w:rPr>
+        <w:t>evidence</w:t>
+      </w:r>
+      <w:r>
+        <w:rPr>
+          <w:b w:val="0"/>
+        </w:rPr>
+        <w:t>. Your teacher may spread this lesson across several classes.</w:t>
+      </w:r>
+    </w:p>
+    <w:p>
+      <w:pPr>
+        <w:spacing w:line="336" w:lineRule="auto" w:after="180"/>
+      </w:pPr>
+      <w:r>
+        <w:rPr>
+          <w:b w:val="0"/>
+        </w:rPr>
+        <w:t xml:space="preserve">Keep your first </w:t>
+      </w:r>
+      <w:r>
+        <w:rPr>
+          <w:b/>
+        </w:rPr>
+        <w:t>prediction</w:t>
+      </w:r>
+      <w:r>
+        <w:rPr>
+          <w:b w:val="0"/>
+        </w:rPr>
+        <w:t xml:space="preserve">. Compare it with what the </w:t>
+      </w:r>
+      <w:r>
+        <w:rPr>
+          <w:b/>
+        </w:rPr>
+        <w:t>evidence</w:t>
+      </w:r>
+      <w:r>
+        <w:rPr>
+          <w:b w:val="0"/>
+        </w:rPr>
+        <w:t xml:space="preserve"> shows and explain any change.</w:t>
       </w:r>
     </w:p>
     <w:p>
@@ -3843,7 +6797,30 @@
     </w:p>
     <w:p>
       <w:r>
-        <w:t>Close your notes. Explain this goal in your own words: Trace a loop by testing its condition before every repetition</w:t>
+        <w:t>Explain Repeating Efficiently without notes, identify a remaining question and plan a later check with a changed case.</w:t>
+      </w:r>
+    </w:p>
+    <w:p>
+      <w:pPr>
+        <w:spacing w:line="336" w:lineRule="auto" w:after="180"/>
+      </w:pPr>
+      <w:r>
+        <w:rPr>
+          <w:b w:val="0"/>
+        </w:rPr>
+        <w:t xml:space="preserve">Close your notes. Explain this goal in your own words: Trace a </w:t>
+      </w:r>
+      <w:r>
+        <w:rPr>
+          <w:b/>
+        </w:rPr>
+        <w:t>loop</w:t>
+      </w:r>
+      <w:r>
+        <w:rPr>
+          <w:b w:val="0"/>
+        </w:rPr>
+        <w:t xml:space="preserve"> by testing its condition before every repetition</w:t>
       </w:r>
     </w:p>
     <w:p>
@@ -3880,13 +6857,61 @@
       </w:r>
     </w:p>
     <w:p>
-      <w:r>
-        <w:t>If you are unsure, return to the worked picture and explain one arrow. If you are ready, change an input or assumption and justify your prediction.</w:t>
-      </w:r>
-    </w:p>
-    <w:p>
-      <w:r>
-        <w:t>Save your workbook evidence. At the next review, try a different case before opening your old answer.</w:t>
+      <w:pPr>
+        <w:spacing w:line="336" w:lineRule="auto" w:after="180"/>
+      </w:pPr>
+      <w:r>
+        <w:rPr>
+          <w:b w:val="0"/>
+        </w:rPr>
+        <w:t xml:space="preserve">If you are unsure, return to the worked picture and explain one arrow. If you are ready, change an </w:t>
+      </w:r>
+      <w:r>
+        <w:rPr>
+          <w:b/>
+        </w:rPr>
+        <w:t>input</w:t>
+      </w:r>
+      <w:r>
+        <w:rPr>
+          <w:b w:val="0"/>
+        </w:rPr>
+        <w:t xml:space="preserve"> or assumption and justify your </w:t>
+      </w:r>
+      <w:r>
+        <w:rPr>
+          <w:b/>
+        </w:rPr>
+        <w:t>prediction</w:t>
+      </w:r>
+      <w:r>
+        <w:rPr>
+          <w:b w:val="0"/>
+        </w:rPr>
+        <w:t>.</w:t>
+      </w:r>
+    </w:p>
+    <w:p>
+      <w:pPr>
+        <w:spacing w:line="336" w:lineRule="auto" w:after="180"/>
+      </w:pPr>
+      <w:r>
+        <w:rPr>
+          <w:b w:val="0"/>
+        </w:rPr>
+        <w:t xml:space="preserve">Save your workbook </w:t>
+      </w:r>
+      <w:r>
+        <w:rPr>
+          <w:b/>
+        </w:rPr>
+        <w:t>evidence</w:t>
+      </w:r>
+      <w:r>
+        <w:rPr>
+          <w:b w:val="0"/>
+        </w:rPr>
+        <w:t>. At the next review, try a different case before opening your old answer.</w:t>
       </w:r>
     </w:p>
     <w:p>
@@ -3899,11 +6924,28 @@
     </w:p>
     <w:p>
       <w:r>
+        <w:t>Attempt supported questions before using hints or feedback. Review a missing building block, then keep the completed work.</w:t>
+      </w:r>
+    </w:p>
+    <w:p>
+      <w:pPr>
+        <w:spacing w:line="336" w:lineRule="auto" w:after="180"/>
+      </w:pPr>
+      <w:r>
+        <w:rPr>
+          <w:b w:val="0"/>
+        </w:rPr>
         <w:t>Use this supported practice once, in the browser or on paper. Keep the reserved independent assessment for a separate first attempt before teacher feedback.</w:t>
       </w:r>
     </w:p>
     <w:p>
-      <w:r>
+      <w:pPr>
+        <w:spacing w:line="336" w:lineRule="auto" w:after="180"/>
+      </w:pPr>
+      <w:r>
+        <w:rPr>
+          <w:b w:val="0"/>
+        </w:rPr>
         <w:t>A fictional paper counter advances through a display until its condition becomes false.</w:t>
       </w:r>
     </w:p>
@@ -3916,27 +6958,61 @@
       </w:r>
     </w:p>
     <w:p>
-      <w:r>
+      <w:pPr>
+        <w:spacing w:line="336" w:lineRule="auto" w:after="180"/>
+      </w:pPr>
+      <w:r>
+        <w:rPr>
+          <w:b w:val="0"/>
+        </w:rPr>
         <w:t>Which labelled step matches this detail? Final counter 11 after three additions.</w:t>
       </w:r>
     </w:p>
     <w:p>
-      <w:r>
+      <w:pPr>
+        <w:spacing w:line="336" w:lineRule="auto" w:after="180"/>
+        <w:shd w:fill="F4F9FC"/>
+      </w:pPr>
+      <w:r>
+        <w:rPr>
+          <w:b w:val="0"/>
+        </w:rPr>
         <w:t>1. Report</w:t>
       </w:r>
     </w:p>
     <w:p>
-      <w:r>
+      <w:pPr>
+        <w:spacing w:line="336" w:lineRule="auto" w:after="180"/>
+        <w:shd w:fill="F4F9FC"/>
+      </w:pPr>
+      <w:r>
+        <w:rPr>
+          <w:b w:val="0"/>
+        </w:rPr>
         <w:t>2. First test</w:t>
       </w:r>
     </w:p>
     <w:p>
-      <w:r>
+      <w:pPr>
+        <w:spacing w:line="336" w:lineRule="auto" w:after="180"/>
+        <w:shd w:fill="F4F9FC"/>
+      </w:pPr>
+      <w:r>
+        <w:rPr>
+          <w:b w:val="0"/>
+        </w:rPr>
         <w:t>3. Repeat</w:t>
       </w:r>
     </w:p>
     <w:p>
-      <w:r>
+      <w:pPr>
+        <w:spacing w:line="336" w:lineRule="auto" w:after="180"/>
+        <w:shd w:fill="F4F9FC"/>
+      </w:pPr>
+      <w:r>
+        <w:rPr>
+          <w:b w:val="0"/>
+        </w:rPr>
         <w:t>4. Stop test</w:t>
       </w:r>
     </w:p>
@@ -3974,41 +7050,155 @@
       </w:r>
     </w:p>
     <w:p>
-      <w:r>
+      <w:pPr>
+        <w:pStyle w:val="Heading3"/>
+      </w:pPr>
+      <w:r>
+        <w:t>Hint · try first</w:t>
+      </w:r>
+    </w:p>
+    <w:p>
+      <w:pPr>
+        <w:spacing w:line="336" w:lineRule="auto" w:after="180"/>
+        <w:shd w:fill="F1F6F8"/>
+      </w:pPr>
+      <w:r>
+        <w:rPr>
+          <w:b w:val="0"/>
+        </w:rPr>
         <w:t>Hint if needed: Read the steps in the pictorial case. Match the supplied detail to the stage that performs or records it.</w:t>
       </w:r>
     </w:p>
     <w:p>
-      <w:r>
-        <w:t>After your attempt, compare with the supported explanation: Report Final counter 11 after three additions. The condition checks whether to do the next update; it does not constrain every resulting value to stay below 10. The final 11 is therefore allowed by this procedure. Record both the condition and counter to distinguish a correct stop from an assumed endpoint.</w:t>
-      </w:r>
-    </w:p>
-    <w:p>
       <w:pPr>
         <w:pStyle w:val="Heading3"/>
       </w:pPr>
       <w:r>
+        <w:t>Feedback · compare after trying</w:t>
+      </w:r>
+    </w:p>
+    <w:p>
+      <w:pPr>
+        <w:spacing w:line="336" w:lineRule="auto" w:after="180"/>
+        <w:shd w:fill="F1F6FC"/>
+      </w:pPr>
+      <w:r>
+        <w:rPr>
+          <w:b w:val="0"/>
+        </w:rPr>
+        <w:t>After your attempt, compare with the supported explanation: Report Final counter 11 after three additions. The condition checks whether to do the next update; it does not constrain every resulting value to stay below 10.</w:t>
+      </w:r>
+    </w:p>
+    <w:p>
+      <w:pPr>
+        <w:spacing w:line="336" w:lineRule="auto" w:after="180"/>
+        <w:shd w:fill="F1F6FC"/>
+      </w:pPr>
+      <w:r>
+        <w:rPr>
+          <w:b w:val="0"/>
+        </w:rPr>
+        <w:t>The final 11 is therefore allowed by this procedure. Record both the condition and counter to distinguish a correct stop from an assumed endpoint.</w:t>
+      </w:r>
+    </w:p>
+    <w:p>
+      <w:pPr>
+        <w:pStyle w:val="Heading3"/>
+      </w:pPr>
+      <w:r>
         <w:t>Practice 2: explain the deciding evidence</w:t>
       </w:r>
     </w:p>
     <w:p>
-      <w:r>
+      <w:pPr>
+        <w:pStyle w:val="Heading3"/>
+      </w:pPr>
+      <w:r>
+        <w:t>Changed case · predict first</w:t>
+      </w:r>
+    </w:p>
+    <w:p>
+      <w:pPr>
+        <w:spacing w:line="336" w:lineRule="auto" w:after="180"/>
+        <w:shd w:fill="F5F1FB"/>
+      </w:pPr>
+      <w:r>
+        <w:rPr>
+          <w:b w:val="0"/>
+        </w:rPr>
         <w:t>Changed-case practice: Start at 10 instead of 2. Which conclusion is supported by the supplied facts?</w:t>
       </w:r>
     </w:p>
     <w:p>
-      <w:r>
-        <w:t>1. This one example guarantees correct results for every future input.</w:t>
-      </w:r>
-    </w:p>
-    <w:p>
-      <w:r>
-        <w:t>2. We can decide the result without examining the changed input or the procedure.</w:t>
-      </w:r>
-    </w:p>
-    <w:p>
-      <w:r>
-        <w:t>3. The loop runs zero times and reports 10.</w:t>
+      <w:pPr>
+        <w:spacing w:line="336" w:lineRule="auto" w:after="180"/>
+        <w:shd w:fill="F4F9FC"/>
+      </w:pPr>
+      <w:r>
+        <w:rPr>
+          <w:b w:val="0"/>
+        </w:rPr>
+        <w:t xml:space="preserve">1. This one example guarantees correct results for every future </w:t>
+      </w:r>
+      <w:r>
+        <w:rPr>
+          <w:b/>
+        </w:rPr>
+        <w:t>input</w:t>
+      </w:r>
+      <w:r>
+        <w:rPr>
+          <w:b w:val="0"/>
+        </w:rPr>
+        <w:t>.</w:t>
+      </w:r>
+    </w:p>
+    <w:p>
+      <w:pPr>
+        <w:spacing w:line="336" w:lineRule="auto" w:after="180"/>
+        <w:shd w:fill="F4F9FC"/>
+      </w:pPr>
+      <w:r>
+        <w:rPr>
+          <w:b w:val="0"/>
+        </w:rPr>
+        <w:t xml:space="preserve">2. We can decide the result without examining the changed </w:t>
+      </w:r>
+      <w:r>
+        <w:rPr>
+          <w:b/>
+        </w:rPr>
+        <w:t>input</w:t>
+      </w:r>
+      <w:r>
+        <w:rPr>
+          <w:b w:val="0"/>
+        </w:rPr>
+        <w:t xml:space="preserve"> or the procedure.</w:t>
+      </w:r>
+    </w:p>
+    <w:p>
+      <w:pPr>
+        <w:spacing w:line="336" w:lineRule="auto" w:after="180"/>
+        <w:shd w:fill="F4F9FC"/>
+      </w:pPr>
+      <w:r>
+        <w:rPr>
+          <w:b w:val="0"/>
+        </w:rPr>
+        <w:t xml:space="preserve">3. The </w:t>
+      </w:r>
+      <w:r>
+        <w:rPr>
+          <w:b/>
+        </w:rPr>
+        <w:t>loop</w:t>
+      </w:r>
+      <w:r>
+        <w:rPr>
+          <w:b w:val="0"/>
+        </w:rPr>
+        <w:t xml:space="preserve"> runs zero times and reports 10.</w:t>
       </w:r>
     </w:p>
     <w:p>
@@ -4045,36 +7235,153 @@
       </w:r>
     </w:p>
     <w:p>
-      <w:r>
+      <w:pPr>
+        <w:pStyle w:val="Heading3"/>
+      </w:pPr>
+      <w:r>
+        <w:t>Hint · try first</w:t>
+      </w:r>
+    </w:p>
+    <w:p>
+      <w:pPr>
+        <w:spacing w:line="336" w:lineRule="auto" w:after="180"/>
+        <w:shd w:fill="F1F6F8"/>
+      </w:pPr>
+      <w:r>
+        <w:rPr>
+          <w:b w:val="0"/>
+        </w:rPr>
         <w:t>Hint if needed: Use the changed condition and the deciding step in the pictorial trace. The answer must say what follows from those facts.</w:t>
       </w:r>
     </w:p>
     <w:p>
-      <w:r>
-        <w:t>After your attempt, compare with the supported explanation: The loop runs zero times and reports 10. Its first condition is already false, so no addition happens.</w:t>
-      </w:r>
-    </w:p>
-    <w:p>
       <w:pPr>
         <w:pStyle w:val="Heading3"/>
       </w:pPr>
       <w:r>
+        <w:t>Feedback · compare after trying</w:t>
+      </w:r>
+    </w:p>
+    <w:p>
+      <w:pPr>
+        <w:spacing w:line="336" w:lineRule="auto" w:after="180"/>
+        <w:shd w:fill="F1F6FC"/>
+      </w:pPr>
+      <w:r>
+        <w:rPr>
+          <w:b w:val="0"/>
+        </w:rPr>
+        <w:t xml:space="preserve">After your attempt, compare with the supported explanation: The </w:t>
+      </w:r>
+      <w:r>
+        <w:rPr>
+          <w:b/>
+        </w:rPr>
+        <w:t>loop</w:t>
+      </w:r>
+      <w:r>
+        <w:rPr>
+          <w:b w:val="0"/>
+        </w:rPr>
+        <w:t xml:space="preserve"> runs zero times and reports 10. Its first condition is already false, so no addition happens.</w:t>
+      </w:r>
+    </w:p>
+    <w:p>
+      <w:pPr>
+        <w:pStyle w:val="Heading3"/>
+      </w:pPr>
+      <w:r>
         <w:t>Repair a missing building block</w:t>
       </w:r>
     </w:p>
     <w:p>
-      <w:r>
-        <w:t>Review If/Then Decisions (ai-1/10). Goal: Evaluate a condition using the current state and trace only the selected branch. Short practice: Which input detects the difference between the two written conditions? Explain its entire run.. Return to this week and explain what you changed.</w:t>
-      </w:r>
-    </w:p>
-    <w:p>
-      <w:r>
-        <w:t>Review Features: Useful Clues (ai-1/8). Goal: Choose recorded properties that preserve distinctions needed for a stated task. Short practice: Point to the pair that tests pattern, then explain why the sticker is a bad early input.. Return to this week and explain what you changed.</w:t>
-      </w:r>
-    </w:p>
-    <w:p>
-      <w:r>
-        <w:t>Review Pictures Become Numbers (ai-1/5). Goal: Encode and reconstruct a small image using an explicit grid convention. Short practice: Find a position where the original badges differ, then read the changed A back as a picture.. Return to this week and explain what you changed.</w:t>
+      <w:pPr>
+        <w:spacing w:line="336" w:lineRule="auto" w:after="180"/>
+      </w:pPr>
+      <w:r>
+        <w:rPr>
+          <w:b w:val="0"/>
+        </w:rPr>
+        <w:t xml:space="preserve">Review If/Then Decisions (ai-1/10). Goal: Evaluate a condition using the current state and trace only the selected branch. Short practice: Which </w:t>
+      </w:r>
+      <w:r>
+        <w:rPr>
+          <w:b/>
+        </w:rPr>
+        <w:t>input</w:t>
+      </w:r>
+      <w:r>
+        <w:rPr>
+          <w:b w:val="0"/>
+        </w:rPr>
+        <w:t xml:space="preserve"> detects the difference between the two written conditions?</w:t>
+      </w:r>
+    </w:p>
+    <w:p>
+      <w:pPr>
+        <w:spacing w:line="336" w:lineRule="auto" w:after="180"/>
+      </w:pPr>
+      <w:r>
+        <w:rPr>
+          <w:b w:val="0"/>
+        </w:rPr>
+        <w:t>Explain its entire run.. Return to this week and explain what you changed.</w:t>
+      </w:r>
+    </w:p>
+    <w:p>
+      <w:pPr>
+        <w:spacing w:line="336" w:lineRule="auto" w:after="180"/>
+      </w:pPr>
+      <w:r>
+        <w:rPr>
+          <w:b w:val="0"/>
+        </w:rPr>
+        <w:t>Review Features: Useful Clues (ai-1/8). Goal: Choose recorded properties that preserve distinctions needed for a stated task.</w:t>
+      </w:r>
+    </w:p>
+    <w:p>
+      <w:pPr>
+        <w:spacing w:line="336" w:lineRule="auto" w:after="180"/>
+      </w:pPr>
+      <w:r>
+        <w:rPr>
+          <w:b w:val="0"/>
+        </w:rPr>
+        <w:t xml:space="preserve">Short practice: Point to the pair that tests pattern, then explain why the sticker is a bad early </w:t>
+      </w:r>
+      <w:r>
+        <w:rPr>
+          <w:b/>
+        </w:rPr>
+        <w:t>input</w:t>
+      </w:r>
+      <w:r>
+        <w:rPr>
+          <w:b w:val="0"/>
+        </w:rPr>
+        <w:t>.. Return to this week and explain what you changed.</w:t>
+      </w:r>
+    </w:p>
+    <w:p>
+      <w:pPr>
+        <w:spacing w:line="336" w:lineRule="auto" w:after="180"/>
+      </w:pPr>
+      <w:r>
+        <w:rPr>
+          <w:b w:val="0"/>
+        </w:rPr>
+        <w:t>Review Pictures Become Numbers (ai-1/5). Goal: Encode and reconstruct a small image using an explicit grid convention.</w:t>
+      </w:r>
+    </w:p>
+    <w:p>
+      <w:pPr>
+        <w:spacing w:line="336" w:lineRule="auto" w:after="180"/>
+      </w:pPr>
+      <w:r>
+        <w:rPr>
+          <w:b w:val="0"/>
+        </w:rPr>
+        <w:t>Short practice: Find a position where the original badges differ, then read the changed A back as a picture.. Return to this week and explain what you changed.</w:t>
       </w:r>
     </w:p>
     <w:p>
@@ -4086,8 +7393,594 @@
       </w:r>
     </w:p>
     <w:p>
-      <w:r>
-        <w:t>Use Download completed work in the hosted lesson to export your answers, reflections, practice feedback and code-run evidence. Open the HTML copy to read or print it. Drafts stay in this browser when storage is available; clear drafts on a shared device.</w:t>
+      <w:pPr>
+        <w:spacing w:line="336" w:lineRule="auto" w:after="180"/>
+      </w:pPr>
+      <w:r>
+        <w:rPr>
+          <w:b w:val="0"/>
+        </w:rPr>
+        <w:t xml:space="preserve">Use Download completed work in the hosted lesson to export your answers, reflections, practice feedback and code-run </w:t>
+      </w:r>
+      <w:r>
+        <w:rPr>
+          <w:b/>
+        </w:rPr>
+        <w:t>evidence</w:t>
+      </w:r>
+      <w:r>
+        <w:rPr>
+          <w:b w:val="0"/>
+        </w:rPr>
+        <w:t>. Open the HTML copy to read or print it.</w:t>
+      </w:r>
+    </w:p>
+    <w:p>
+      <w:pPr>
+        <w:spacing w:line="336" w:lineRule="auto" w:after="180"/>
+      </w:pPr>
+      <w:r>
+        <w:rPr>
+          <w:b w:val="0"/>
+        </w:rPr>
+        <w:t>Drafts stay in this browser when storage is available; clear drafts on a shared device.</w:t>
+      </w:r>
+    </w:p>
+    <w:p>
+      <w:pPr>
+        <w:pStyle w:val="Heading1"/>
+      </w:pPr>
+      <w:r>
+        <w:t>18. Visual concept journey</w:t>
+      </w:r>
+    </w:p>
+    <w:p>
+      <w:r>
+        <w:t>Explain each Repeating Efficiently graphic using its labels, deciding evidence and relevant limitation.</w:t>
+      </w:r>
+    </w:p>
+    <w:p>
+      <w:pPr>
+        <w:pStyle w:val="Heading3"/>
+      </w:pPr>
+      <w:r>
+        <w:t>01. Repeating Efficiently: the case</w:t>
+      </w:r>
+    </w:p>
+    <w:p>
+      <w:r>
+        <w:drawing>
+          <wp:inline xmlns:a="http://schemas.openxmlformats.org/drawingml/2006/main" xmlns:pic="http://schemas.openxmlformats.org/drawingml/2006/picture">
+            <wp:extent cx="5486400" cy="2834640"/>
+            <wp:docPr id="23" name="Picture 23" descr="A fictional paper counter advances through a display until its condition becomes false. Supplied facts: Start at 2. While the current counter is below 10, add 3. Test before each addition; report when the condition is false."/>
+            <wp:cNvGraphicFramePr>
+              <a:graphicFrameLocks noChangeAspect="1"/>
+            </wp:cNvGraphicFramePr>
+            <a:graphic>
+              <a:graphicData uri="http://schemas.openxmlformats.org/drawingml/2006/picture">
+                <pic:pic>
+                  <pic:nvPicPr>
+                    <pic:cNvPr id="0" name="academy-story-ai-1-11-01.png"/>
+                    <pic:cNvPicPr/>
+                  </pic:nvPicPr>
+                  <pic:blipFill>
+                    <a:blip r:embed="rId31"/>
+                    <a:stretch>
+                      <a:fillRect/>
+                    </a:stretch>
+                  </pic:blipFill>
+                  <pic:spPr>
+                    <a:xfrm>
+                      <a:off x="0" y="0"/>
+                      <a:ext cx="5486400" cy="2834640"/>
+                    </a:xfrm>
+                    <a:prstGeom prst="rect"/>
+                  </pic:spPr>
+                </pic:pic>
+              </a:graphicData>
+            </a:graphic>
+          </wp:inline>
+        </w:drawing>
+      </w:r>
+    </w:p>
+    <w:p>
+      <w:pPr>
+        <w:spacing w:line="336" w:lineRule="auto" w:after="180"/>
+      </w:pPr>
+      <w:r>
+        <w:rPr>
+          <w:b w:val="0"/>
+        </w:rPr>
+        <w:t>A fictional paper counter advances through a display until its condition becomes false. Supplied facts: Start at 2. While the current counter is below 10, add 3. Test before each addition; report when the condition is false.</w:t>
+      </w:r>
+    </w:p>
+    <w:p>
+      <w:pPr>
+        <w:spacing w:line="336" w:lineRule="auto" w:after="180"/>
+        <w:shd w:fill="F5F1FB"/>
+      </w:pPr>
+      <w:r>
+        <w:rPr>
+          <w:b w:val="0"/>
+        </w:rPr>
+        <w:t>Point to the given fact that matters most. Explain why it matters.</w:t>
+      </w:r>
+    </w:p>
+    <w:p>
+      <w:pPr>
+        <w:pStyle w:val="Heading3"/>
+      </w:pPr>
+      <w:r>
+        <w:t>02. Follow the deciding steps</w:t>
+      </w:r>
+    </w:p>
+    <w:p>
+      <w:r>
+        <w:drawing>
+          <wp:inline xmlns:a="http://schemas.openxmlformats.org/drawingml/2006/main" xmlns:pic="http://schemas.openxmlformats.org/drawingml/2006/picture">
+            <wp:extent cx="5486400" cy="4005072"/>
+            <wp:docPr id="24" name="Picture 24" descr="First test: 2&lt;10 is true: update to 5. → Repeat: 5&lt;10: update to 8. 8&lt;10: update to 11. → Stop test: 11&lt;10 is false; do not add again. → Report: Final counter 11 after three additions."/>
+            <wp:cNvGraphicFramePr>
+              <a:graphicFrameLocks noChangeAspect="1"/>
+            </wp:cNvGraphicFramePr>
+            <a:graphic>
+              <a:graphicData uri="http://schemas.openxmlformats.org/drawingml/2006/picture">
+                <pic:pic>
+                  <pic:nvPicPr>
+                    <pic:cNvPr id="0" name="academy-story-ai-1-11-02.png"/>
+                    <pic:cNvPicPr/>
+                  </pic:nvPicPr>
+                  <pic:blipFill>
+                    <a:blip r:embed="rId32"/>
+                    <a:stretch>
+                      <a:fillRect/>
+                    </a:stretch>
+                  </pic:blipFill>
+                  <pic:spPr>
+                    <a:xfrm>
+                      <a:off x="0" y="0"/>
+                      <a:ext cx="5486400" cy="4005072"/>
+                    </a:xfrm>
+                    <a:prstGeom prst="rect"/>
+                  </pic:spPr>
+                </pic:pic>
+              </a:graphicData>
+            </a:graphic>
+          </wp:inline>
+        </w:drawing>
+      </w:r>
+    </w:p>
+    <w:p>
+      <w:pPr>
+        <w:spacing w:line="336" w:lineRule="auto" w:after="180"/>
+      </w:pPr>
+      <w:r>
+        <w:rPr>
+          <w:b w:val="0"/>
+        </w:rPr>
+        <w:t>First test: 2&lt;10 is true: update to 5. → Repeat: 5&lt;10: update to 8. 8&lt;10: update to 11. → Stop test: 11&lt;10 is false; do not add again. → Report: Final counter 11 after three additions.</w:t>
+      </w:r>
+    </w:p>
+    <w:p>
+      <w:pPr>
+        <w:spacing w:line="336" w:lineRule="auto" w:after="180"/>
+        <w:shd w:fill="F5F1FB"/>
+      </w:pPr>
+      <w:r>
+        <w:rPr>
+          <w:b w:val="0"/>
+        </w:rPr>
+        <w:t xml:space="preserve">Point to each numbered stage and explain which recorded </w:t>
+      </w:r>
+      <w:r>
+        <w:rPr>
+          <w:b/>
+        </w:rPr>
+        <w:t>input</w:t>
+      </w:r>
+      <w:r>
+        <w:rPr>
+          <w:b w:val="0"/>
+        </w:rPr>
+        <w:t xml:space="preserve"> it uses.</w:t>
+      </w:r>
+    </w:p>
+    <w:p>
+      <w:pPr>
+        <w:pStyle w:val="Heading3"/>
+      </w:pPr>
+      <w:r>
+        <w:t>03. Condition checks before additions</w:t>
+      </w:r>
+    </w:p>
+    <w:p>
+      <w:r>
+        <w:drawing>
+          <wp:inline xmlns:a="http://schemas.openxmlformats.org/drawingml/2006/main" xmlns:pic="http://schemas.openxmlformats.org/drawingml/2006/picture">
+            <wp:extent cx="5486400" cy="3938016"/>
+            <wp:docPr id="25" name="Picture 25" descr="Condition checks before additions. Check 1: Current = 2, Below 10? = true, Next = 5. Check 2: Current = 5, Below 10? = true, Next = 8. Check 3: Current = 8, Below 10? = true, Next = 11. Check 4: Current = 11, Below 10? = false, Next = stop."/>
+            <wp:cNvGraphicFramePr>
+              <a:graphicFrameLocks noChangeAspect="1"/>
+            </wp:cNvGraphicFramePr>
+            <a:graphic>
+              <a:graphicData uri="http://schemas.openxmlformats.org/drawingml/2006/picture">
+                <pic:pic>
+                  <pic:nvPicPr>
+                    <pic:cNvPr id="0" name="academy-story-ai-1-11-03.png"/>
+                    <pic:cNvPicPr/>
+                  </pic:nvPicPr>
+                  <pic:blipFill>
+                    <a:blip r:embed="rId33"/>
+                    <a:stretch>
+                      <a:fillRect/>
+                    </a:stretch>
+                  </pic:blipFill>
+                  <pic:spPr>
+                    <a:xfrm>
+                      <a:off x="0" y="0"/>
+                      <a:ext cx="5486400" cy="3938016"/>
+                    </a:xfrm>
+                    <a:prstGeom prst="rect"/>
+                  </pic:spPr>
+                </pic:pic>
+              </a:graphicData>
+            </a:graphic>
+          </wp:inline>
+        </w:drawing>
+      </w:r>
+    </w:p>
+    <w:p>
+      <w:pPr>
+        <w:spacing w:line="336" w:lineRule="auto" w:after="180"/>
+      </w:pPr>
+      <w:r>
+        <w:rPr>
+          <w:b w:val="0"/>
+        </w:rPr>
+        <w:t>Condition checks before additions. Check 1: Current = 2, Below 10? = true, Next = 5. Check 2: Current = 5, Below 10? = true, Next = 8. Check 3: Current = 8, Below 10? = true, Next = 11.</w:t>
+      </w:r>
+    </w:p>
+    <w:p>
+      <w:pPr>
+        <w:spacing w:line="336" w:lineRule="auto" w:after="180"/>
+      </w:pPr>
+      <w:r>
+        <w:rPr>
+          <w:b w:val="0"/>
+        </w:rPr>
+        <w:t>Check 4: Current = 11, Below 10? = false, Next = stop.</w:t>
+      </w:r>
+    </w:p>
+    <w:p>
+      <w:pPr>
+        <w:spacing w:line="336" w:lineRule="auto" w:after="180"/>
+        <w:shd w:fill="F5F1FB"/>
+      </w:pPr>
+      <w:r>
+        <w:rPr>
+          <w:b w:val="0"/>
+        </w:rPr>
+        <w:t>Read the labels and values. Explain the relationship the model shows.</w:t>
+      </w:r>
+    </w:p>
+    <w:p>
+      <w:pPr>
+        <w:pStyle w:val="Heading3"/>
+      </w:pPr>
+      <w:r>
+        <w:t>04. Change one thing. Trace what follows.</w:t>
+      </w:r>
+    </w:p>
+    <w:p>
+      <w:r>
+        <w:drawing>
+          <wp:inline xmlns:a="http://schemas.openxmlformats.org/drawingml/2006/main" xmlns:pic="http://schemas.openxmlformats.org/drawingml/2006/picture">
+            <wp:extent cx="5486400" cy="3026664"/>
+            <wp:docPr id="26" name="Picture 26" descr="Original case: Final counter 11 after three additions. Changed condition: Start at 10 instead of 2. Expected result: The loop runs zero times and reports 10. Reason: Its first condition is already false, so no addition happens."/>
+            <wp:cNvGraphicFramePr>
+              <a:graphicFrameLocks noChangeAspect="1"/>
+            </wp:cNvGraphicFramePr>
+            <a:graphic>
+              <a:graphicData uri="http://schemas.openxmlformats.org/drawingml/2006/picture">
+                <pic:pic>
+                  <pic:nvPicPr>
+                    <pic:cNvPr id="0" name="academy-story-ai-1-11-04.png"/>
+                    <pic:cNvPicPr/>
+                  </pic:nvPicPr>
+                  <pic:blipFill>
+                    <a:blip r:embed="rId34"/>
+                    <a:stretch>
+                      <a:fillRect/>
+                    </a:stretch>
+                  </pic:blipFill>
+                  <pic:spPr>
+                    <a:xfrm>
+                      <a:off x="0" y="0"/>
+                      <a:ext cx="5486400" cy="3026664"/>
+                    </a:xfrm>
+                    <a:prstGeom prst="rect"/>
+                  </pic:spPr>
+                </pic:pic>
+              </a:graphicData>
+            </a:graphic>
+          </wp:inline>
+        </w:drawing>
+      </w:r>
+    </w:p>
+    <w:p>
+      <w:pPr>
+        <w:spacing w:line="336" w:lineRule="auto" w:after="180"/>
+      </w:pPr>
+      <w:r>
+        <w:rPr>
+          <w:b w:val="0"/>
+        </w:rPr>
+        <w:t xml:space="preserve">Original case: Final counter 11 after three additions. Changed condition: Start at 10 instead of 2. Expected result: The </w:t>
+      </w:r>
+      <w:r>
+        <w:rPr>
+          <w:b/>
+        </w:rPr>
+        <w:t>loop</w:t>
+      </w:r>
+      <w:r>
+        <w:rPr>
+          <w:b w:val="0"/>
+        </w:rPr>
+        <w:t xml:space="preserve"> runs zero times and reports 10.</w:t>
+      </w:r>
+    </w:p>
+    <w:p>
+      <w:pPr>
+        <w:spacing w:line="336" w:lineRule="auto" w:after="180"/>
+      </w:pPr>
+      <w:r>
+        <w:rPr>
+          <w:b w:val="0"/>
+        </w:rPr>
+        <w:t>Reason: Its first condition is already false, so no addition happens.</w:t>
+      </w:r>
+    </w:p>
+    <w:p>
+      <w:pPr>
+        <w:spacing w:line="336" w:lineRule="auto" w:after="180"/>
+        <w:shd w:fill="F5F1FB"/>
+      </w:pPr>
+      <w:r>
+        <w:rPr>
+          <w:b w:val="0"/>
+        </w:rPr>
+        <w:t>Predict before checking the worked changed-case result. Name what changed and what the supplied facts allow you to conclude.</w:t>
+      </w:r>
+    </w:p>
+    <w:p>
+      <w:pPr>
+        <w:pStyle w:val="Heading3"/>
+      </w:pPr>
+      <w:r>
+        <w:t>05. Connect the explanation to its limit</w:t>
+      </w:r>
+    </w:p>
+    <w:p>
+      <w:r>
+        <w:drawing>
+          <wp:inline xmlns:a="http://schemas.openxmlformats.org/drawingml/2006/main" xmlns:pic="http://schemas.openxmlformats.org/drawingml/2006/picture">
+            <wp:extent cx="5486400" cy="2834640"/>
+            <wp:docPr id="27" name="Picture 27" descr="The condition checks whether to do the next update; it does not constrain every resulting value to stay below 10. The final 11 is therefore allowed by this procedure. Record both the condition and counter to distinguish a correct stop from an assumed endpoint. Limit: This loop stops because positive increments eventually cross the limit. Other updates can fail to make progress."/>
+            <wp:cNvGraphicFramePr>
+              <a:graphicFrameLocks noChangeAspect="1"/>
+            </wp:cNvGraphicFramePr>
+            <a:graphic>
+              <a:graphicData uri="http://schemas.openxmlformats.org/drawingml/2006/picture">
+                <pic:pic>
+                  <pic:nvPicPr>
+                    <pic:cNvPr id="0" name="academy-story-ai-1-11-05.png"/>
+                    <pic:cNvPicPr/>
+                  </pic:nvPicPr>
+                  <pic:blipFill>
+                    <a:blip r:embed="rId35"/>
+                    <a:stretch>
+                      <a:fillRect/>
+                    </a:stretch>
+                  </pic:blipFill>
+                  <pic:spPr>
+                    <a:xfrm>
+                      <a:off x="0" y="0"/>
+                      <a:ext cx="5486400" cy="2834640"/>
+                    </a:xfrm>
+                    <a:prstGeom prst="rect"/>
+                  </pic:spPr>
+                </pic:pic>
+              </a:graphicData>
+            </a:graphic>
+          </wp:inline>
+        </w:drawing>
+      </w:r>
+    </w:p>
+    <w:p>
+      <w:pPr>
+        <w:spacing w:line="336" w:lineRule="auto" w:after="180"/>
+      </w:pPr>
+      <w:r>
+        <w:rPr>
+          <w:b w:val="0"/>
+        </w:rPr>
+        <w:t>The condition checks whether to do the next update; it does not constrain every resulting value to stay below 10. The final 11 is therefore allowed by this procedure.</w:t>
+      </w:r>
+    </w:p>
+    <w:p>
+      <w:pPr>
+        <w:spacing w:line="336" w:lineRule="auto" w:after="180"/>
+      </w:pPr>
+      <w:r>
+        <w:rPr>
+          <w:b w:val="0"/>
+        </w:rPr>
+        <w:t xml:space="preserve">Record both the condition and counter to distinguish a correct stop from an assumed endpoint. Limit: This </w:t>
+      </w:r>
+      <w:r>
+        <w:rPr>
+          <w:b/>
+        </w:rPr>
+        <w:t>loop</w:t>
+      </w:r>
+      <w:r>
+        <w:rPr>
+          <w:b w:val="0"/>
+        </w:rPr>
+        <w:t xml:space="preserve"> stops because positive increments eventually cross the limit. Other updates can fail to make </w:t>
+      </w:r>
+      <w:r>
+        <w:rPr>
+          <w:b/>
+        </w:rPr>
+        <w:t>progress</w:t>
+      </w:r>
+      <w:r>
+        <w:rPr>
+          <w:b w:val="0"/>
+        </w:rPr>
+        <w:t>.</w:t>
+      </w:r>
+    </w:p>
+    <w:p>
+      <w:pPr>
+        <w:spacing w:line="336" w:lineRule="auto" w:after="180"/>
+        <w:shd w:fill="F5F1FB"/>
+      </w:pPr>
+      <w:r>
+        <w:rPr>
+          <w:b w:val="0"/>
+        </w:rPr>
+        <w:t>Explain the case, then point to a limit on the claim.</w:t>
+      </w:r>
+    </w:p>
+    <w:p>
+      <w:pPr>
+        <w:pStyle w:val="Heading3"/>
+      </w:pPr>
+      <w:r>
+        <w:t>06. Make the idea visible in your project</w:t>
+      </w:r>
+    </w:p>
+    <w:p>
+      <w:r>
+        <w:drawing>
+          <wp:inline xmlns:a="http://schemas.openxmlformats.org/drawingml/2006/main" xmlns:pic="http://schemas.openxmlformats.org/drawingml/2006/picture">
+            <wp:extent cx="5486400" cy="3233928"/>
+            <wp:docPr id="28" name="Picture 28" descr="Give any repeated sorter step an explicit stopping condition and trace a zero-iteration example. Draw your input, deciding step, result and limit. Supported question: Trace a fresh start of 9. How many additions occur, and must the report equal 10?"/>
+            <wp:cNvGraphicFramePr>
+              <a:graphicFrameLocks noChangeAspect="1"/>
+            </wp:cNvGraphicFramePr>
+            <a:graphic>
+              <a:graphicData uri="http://schemas.openxmlformats.org/drawingml/2006/picture">
+                <pic:pic>
+                  <pic:nvPicPr>
+                    <pic:cNvPr id="0" name="academy-story-ai-1-11-06.png"/>
+                    <pic:cNvPicPr/>
+                  </pic:nvPicPr>
+                  <pic:blipFill>
+                    <a:blip r:embed="rId36"/>
+                    <a:stretch>
+                      <a:fillRect/>
+                    </a:stretch>
+                  </pic:blipFill>
+                  <pic:spPr>
+                    <a:xfrm>
+                      <a:off x="0" y="0"/>
+                      <a:ext cx="5486400" cy="3233928"/>
+                    </a:xfrm>
+                    <a:prstGeom prst="rect"/>
+                  </pic:spPr>
+                </pic:pic>
+              </a:graphicData>
+            </a:graphic>
+          </wp:inline>
+        </w:drawing>
+      </w:r>
+    </w:p>
+    <w:p>
+      <w:pPr>
+        <w:spacing w:line="336" w:lineRule="auto" w:after="180"/>
+        <w:shd w:fill="F5F1FB"/>
+      </w:pPr>
+      <w:r>
+        <w:rPr>
+          <w:b w:val="0"/>
+        </w:rPr>
+        <w:t xml:space="preserve">Give any repeated sorter step an explicit </w:t>
+      </w:r>
+      <w:r>
+        <w:rPr>
+          <w:b/>
+        </w:rPr>
+        <w:t>stopping condition</w:t>
+      </w:r>
+      <w:r>
+        <w:rPr>
+          <w:b w:val="0"/>
+        </w:rPr>
+        <w:t xml:space="preserve"> and trace a zero-</w:t>
+      </w:r>
+      <w:r>
+        <w:rPr>
+          <w:b/>
+        </w:rPr>
+        <w:t>iteration</w:t>
+      </w:r>
+      <w:r>
+        <w:rPr>
+          <w:b w:val="0"/>
+        </w:rPr>
+        <w:t xml:space="preserve"> example. Draw your </w:t>
+      </w:r>
+      <w:r>
+        <w:rPr>
+          <w:b/>
+        </w:rPr>
+        <w:t>input</w:t>
+      </w:r>
+      <w:r>
+        <w:rPr>
+          <w:b w:val="0"/>
+        </w:rPr>
+        <w:t>, deciding step, result and limit. Supported question: Trace a fresh start of 9.</w:t>
+      </w:r>
+    </w:p>
+    <w:p>
+      <w:pPr>
+        <w:spacing w:line="336" w:lineRule="auto" w:after="180"/>
+        <w:shd w:fill="F5F1FB"/>
+      </w:pPr>
+      <w:r>
+        <w:rPr>
+          <w:b w:val="0"/>
+        </w:rPr>
+        <w:t>How many additions occur, and must the report equal 10?</w:t>
+      </w:r>
+    </w:p>
+    <w:p>
+      <w:pPr>
+        <w:spacing w:line="336" w:lineRule="auto" w:after="180"/>
+        <w:shd w:fill="F5F1FB"/>
+      </w:pPr>
+      <w:r>
+        <w:rPr>
+          <w:b w:val="0"/>
+        </w:rPr>
+        <w:t xml:space="preserve">Draw your project trace and justify the deciding step using </w:t>
+      </w:r>
+      <w:r>
+        <w:rPr>
+          <w:b/>
+        </w:rPr>
+        <w:t>evidence</w:t>
+      </w:r>
+      <w:r>
+        <w:rPr>
+          <w:b w:val="0"/>
+        </w:rPr>
+        <w:t>.</w:t>
       </w:r>
     </w:p>
     <w:sectPr>

--- a/downloads/student/ai-1-week-11.docx
+++ b/downloads/student/ai-1-week-11.docx
@@ -1038,7 +1038,7 @@
         <w:rPr>
           <w:b w:val="0"/>
         </w:rPr>
-        <w:t xml:space="preserve">UNDER THE HOOD  A </w:t>
+        <w:t xml:space="preserve">UNDER THE HOOD  For these bounded counter exercises, specify the starting value, repeated action, update and stopping test. Check that the updates eventually make the test false; otherwise a run may continue forever or repeat the wrong number of times. Other programs may use different </w:t>
       </w:r>
       <w:r>
         <w:rPr>
@@ -1050,55 +1050,7 @@
         <w:rPr>
           <w:b w:val="0"/>
         </w:rPr>
-        <w:t xml:space="preserve"> requires an initialization, </w:t>
-      </w:r>
-      <w:r>
-        <w:rPr>
-          <w:b/>
-        </w:rPr>
-        <w:t>body</w:t>
-      </w:r>
-      <w:r>
-        <w:rPr>
-          <w:b w:val="0"/>
-        </w:rPr>
-        <w:t>, update, and termination condition.</w:t>
-      </w:r>
-    </w:p>
-    <w:p>
-      <w:pPr>
-        <w:spacing w:line="336" w:lineRule="auto" w:after="180"/>
-        <w:shd w:fill="F1F6F8"/>
-      </w:pPr>
-      <w:r>
-        <w:rPr>
-          <w:b w:val="0"/>
-        </w:rPr>
-        <w:t xml:space="preserve">Repetition is safe only when each </w:t>
-      </w:r>
-      <w:r>
-        <w:rPr>
-          <w:b/>
-        </w:rPr>
-        <w:t>iteration</w:t>
-      </w:r>
-      <w:r>
-        <w:rPr>
-          <w:b w:val="0"/>
-        </w:rPr>
-        <w:t xml:space="preserve"> moves state toward stopping; otherwise the </w:t>
-      </w:r>
-      <w:r>
-        <w:rPr>
-          <w:b/>
-        </w:rPr>
-        <w:t>loop</w:t>
-      </w:r>
-      <w:r>
-        <w:rPr>
-          <w:b w:val="0"/>
-        </w:rPr>
-        <w:t xml:space="preserve"> may run forever or the wrong number of times.</w:t>
+        <w:t xml:space="preserve"> designs, such as waiting for a stop signal.</w:t>
       </w:r>
     </w:p>
     <w:p>
